--- a/ebook/output/Tema-60-giving-instructions-clearly.docx
+++ b/ebook/output/Tema-60-giving-instructions-clearly.docx
@@ -15,20 +15,104 @@
         </w:tblBorders>
       </w:tblPr>
       <w:tblGrid>
-        <w:gridCol w:w="9200"/>
+        <w:gridCol w:w="1200"/>
+        <w:gridCol w:w="8000"/>
       </w:tblGrid>
       <w:tr>
         <w:tc>
           <w:tcPr>
-            <w:tcW w:type="dxa" w:w="9200"/>
+            <w:tcW w:type="dxa" w:w="1200"/>
             <w:shd w:fill="1B3B57" w:val="clear"/>
             <w:tcMar>
-              <w:top w:type="dxa" w:w="300"/>
-              <w:left w:type="dxa" w:w="300"/>
-              <w:bottom w:type="dxa" w:w="300"/>
-              <w:right w:type="dxa" w:w="300"/>
-            </w:tcMar>
-          </w:tcPr>
+              <w:top w:type="dxa" w:w="260"/>
+              <w:left w:type="dxa" w:w="200"/>
+              <w:bottom w:type="dxa" w:w="260"/>
+              <w:right w:type="dxa" w:w="100"/>
+            </w:tcMar>
+            <w:vAlign w:val="center"/>
+          </w:tcPr>
+          <w:p>
+            <w:r>
+              <w:drawing>
+                <wp:inline distT="0" distB="0" distL="0" distR="0">
+                  <wp:extent cx="419100" cy="419100"/>
+                  <wp:effectExtent t="0" r="0" b="0" l="0"/>
+                  <wp:docPr id="1" name="" descr="" title=""/>
+                  <wp:cNvGraphicFramePr>
+                    <a:graphicFrameLocks xmlns:a="http://schemas.openxmlformats.org/drawingml/2006/main" noChangeAspect="1"/>
+                  </wp:cNvGraphicFramePr>
+                  <a:graphic xmlns:a="http://schemas.openxmlformats.org/drawingml/2006/main">
+                    <a:graphicData uri="http://schemas.openxmlformats.org/drawingml/2006/picture">
+                      <pic:pic xmlns:pic="http://schemas.openxmlformats.org/drawingml/2006/picture">
+                        <pic:nvPicPr>
+                          <pic:cNvPr id="0" name="" descr=""/>
+                          <pic:cNvPicPr>
+                            <a:picLocks noChangeAspect="1" noChangeArrowheads="1"/>
+                          </pic:cNvPicPr>
+                        </pic:nvPicPr>
+                        <pic:blipFill>
+                          <a:blip r:embed="rId9" cstate="none"/>
+                          <a:srcRect/>
+                          <a:stretch>
+                            <a:fillRect/>
+                          </a:stretch>
+                        </pic:blipFill>
+                        <pic:spPr bwMode="auto">
+                          <a:xfrm>
+                            <a:off x="0" y="0"/>
+                            <a:ext cx="419100" cy="419100"/>
+                          </a:xfrm>
+                          <a:prstGeom prst="rect">
+                            <a:avLst/>
+                          </a:prstGeom>
+                        </pic:spPr>
+                      </pic:pic>
+                    </a:graphicData>
+                  </a:graphic>
+                </wp:inline>
+              </w:drawing>
+            </w:r>
+          </w:p>
+        </w:tc>
+        <w:tc>
+          <w:tcPr>
+            <w:tcW w:type="dxa" w:w="8000"/>
+            <w:shd w:fill="1B3B57" w:val="clear"/>
+            <w:tcMar>
+              <w:top w:type="dxa" w:w="260"/>
+              <w:left w:type="dxa" w:w="100"/>
+              <w:bottom w:type="dxa" w:w="260"/>
+              <w:right w:type="dxa" w:w="260"/>
+            </w:tcMar>
+          </w:tcPr>
+          <w:p>
+            <w:pPr>
+              <w:spacing w:after="40"/>
+            </w:pPr>
+            <w:r>
+              <w:rPr>
+                <w:rFonts w:ascii="Calibri" w:cs="Calibri" w:eastAsia="Calibri" w:hAnsi="Calibri"/>
+                <w:b/>
+                <w:bCs/>
+                <w:color w:val="8fc4ec"/>
+                <w:sz w:val="18"/>
+                <w:szCs w:val="18"/>
+              </w:rPr>
+              <w:t xml:space="preserve">TEMA 60  ·  BLOCO 8  ·  COMUNICAÇÃO E APRESENTAÇÕES</w:t>
+            </w:r>
+            <w:r>
+              <w:rPr>
+                <w:rFonts w:ascii="Calibri" w:cs="Calibri" w:eastAsia="Calibri" w:hAnsi="Calibri"/>
+                <w:i/>
+                <w:iCs/>
+                <w:color w:val="5F87A3"/>
+                <w:sz w:val="14"/>
+                <w:szCs w:val="14"/>
+              </w:rPr>
+              <w:br/>
+              <w:t xml:space="preserve">THEME 60 · BLOCK 8 · COMMUNICATION AND PRESENTATIONS</w:t>
+            </w:r>
+          </w:p>
           <w:p>
             <w:pPr>
               <w:spacing w:after="60"/>
@@ -38,25 +122,9 @@
                 <w:rFonts w:ascii="Calibri" w:cs="Calibri" w:eastAsia="Calibri" w:hAnsi="Calibri"/>
                 <w:b/>
                 <w:bCs/>
-                <w:color w:val="8fc4ec"/>
-                <w:sz w:val="20"/>
-                <w:szCs w:val="20"/>
-              </w:rPr>
-              <w:t xml:space="preserve">TEMA 60  ·  BLOCO 8 — COMUNICAÇÃO E APRESENTAÇÕES</w:t>
-            </w:r>
-          </w:p>
-          <w:p>
-            <w:pPr>
-              <w:spacing w:after="80"/>
-            </w:pPr>
-            <w:r>
-              <w:rPr>
-                <w:rFonts w:ascii="Calibri" w:cs="Calibri" w:eastAsia="Calibri" w:hAnsi="Calibri"/>
-                <w:b/>
-                <w:bCs/>
                 <w:color w:val="FFFFFF"/>
-                <w:sz w:val="40"/>
-                <w:szCs w:val="40"/>
+                <w:sz w:val="38"/>
+                <w:szCs w:val="38"/>
               </w:rPr>
               <w:t xml:space="preserve">Giving Instructions Clearly</w:t>
             </w:r>
@@ -68,8 +136,8 @@
                 <w:i/>
                 <w:iCs/>
                 <w:color w:val="C9D6E3"/>
-                <w:sz w:val="24"/>
-                <w:szCs w:val="24"/>
+                <w:sz w:val="22"/>
+                <w:szCs w:val="22"/>
               </w:rPr>
               <w:t xml:space="preserve">Dando instruções com clareza</w:t>
             </w:r>
@@ -79,7 +147,7 @@
     </w:tbl>
     <w:p>
       <w:pPr>
-        <w:spacing w:after="100" w:before="240"/>
+        <w:spacing w:after="80" w:before="180"/>
       </w:pPr>
       <w:r>
         <w:rPr>
@@ -87,8 +155,8 @@
           <w:b/>
           <w:bCs/>
           <w:color w:val="1B3B57"/>
-          <w:sz w:val="21"/>
-          <w:szCs w:val="21"/>
+          <w:sz w:val="20"/>
+          <w:szCs w:val="20"/>
         </w:rPr>
         <w:t xml:space="preserve">Tempo estimado: </w:t>
       </w:r>
@@ -96,15 +164,15 @@
         <w:rPr>
           <w:rFonts w:ascii="Calibri" w:cs="Calibri" w:eastAsia="Calibri" w:hAnsi="Calibri"/>
           <w:color w:val="444444"/>
-          <w:sz w:val="21"/>
-          <w:szCs w:val="21"/>
+          <w:sz w:val="20"/>
+          <w:szCs w:val="20"/>
         </w:rPr>
         <w:t xml:space="preserve">60–90 minutos, divididos ao longo da semana.</w:t>
       </w:r>
     </w:p>
     <w:p>
       <w:pPr>
-        <w:spacing w:after="160" w:line="300"/>
+        <w:spacing w:after="120" w:line="276"/>
       </w:pPr>
       <w:r>
         <w:rPr>
@@ -114,8 +182,8 @@
           <w:i w:val="false"/>
           <w:iCs w:val="false"/>
           <w:color w:val="444444"/>
-          <w:sz w:val="22"/>
-          <w:szCs w:val="22"/>
+          <w:sz w:val="21"/>
+          <w:szCs w:val="21"/>
         </w:rPr>
         <w:t xml:space="preserve">Instruções ambíguas em inglês geram retrabalho. Este tema treina uma estrutura passo a passo que elimina a ambiguidade, seja em um treinamento, um onboarding ou uma explicação rápida.</w:t>
       </w:r>
@@ -123,7 +191,7 @@
     <w:p>
       <w:pPr>
         <w:shd w:fill="2E86C1" w:val="clear"/>
-        <w:spacing w:after="150" w:before="500"/>
+        <w:spacing w:after="110" w:before="340"/>
       </w:pPr>
       <w:r>
         <w:rPr>
@@ -131,8 +199,8 @@
           <w:b/>
           <w:bCs/>
           <w:color w:val="FFFFFF"/>
-          <w:sz w:val="20"/>
-          <w:szCs w:val="20"/>
+          <w:sz w:val="18"/>
+          <w:szCs w:val="18"/>
         </w:rPr>
         <w:t xml:space="preserve">  ETAPA 1  </w:t>
       </w:r>
@@ -142,15 +210,27 @@
           <w:b/>
           <w:bCs/>
           <w:color w:val="FFFFFF"/>
-          <w:sz w:val="24"/>
-          <w:szCs w:val="24"/>
+          <w:sz w:val="23"/>
+          <w:szCs w:val="23"/>
         </w:rPr>
         <w:t xml:space="preserve">   Vocabulário Contextualizado</w:t>
       </w:r>
-    </w:p>
-    <w:p>
-      <w:pPr>
-        <w:spacing w:after="160" w:line="300"/>
+      <w:r>
+        <w:rPr>
+          <w:rFonts w:ascii="Calibri" w:cs="Calibri" w:eastAsia="Calibri" w:hAnsi="Calibri"/>
+          <w:i/>
+          <w:iCs/>
+          <w:color w:val="D8E7F2"/>
+          <w:sz w:val="17"/>
+          <w:szCs w:val="17"/>
+        </w:rPr>
+        <w:br/>
+        <w:t xml:space="preserve">   Contextualized Vocabulary</w:t>
+      </w:r>
+    </w:p>
+    <w:p>
+      <w:pPr>
+        <w:spacing w:after="120" w:line="276"/>
       </w:pPr>
       <w:r>
         <w:rPr>
@@ -160,8 +240,8 @@
           <w:i w:val="false"/>
           <w:iCs w:val="false"/>
           <w:color w:val="444444"/>
-          <w:sz w:val="22"/>
-          <w:szCs w:val="22"/>
+          <w:sz w:val="21"/>
+          <w:szCs w:val="21"/>
         </w:rPr>
         <w:t xml:space="preserve">Estas palavras e expressões vão te ajudar a se expressar sobre este tema com mais precisão e naturalidade.</w:t>
       </w:r>
@@ -192,10 +272,10 @@
             <w:tcW w:type="dxa" w:w="2600"/>
             <w:shd w:fill="2E86C1" w:val="clear"/>
             <w:tcMar>
-              <w:top w:type="dxa" w:w="100"/>
-              <w:left w:type="dxa" w:w="120"/>
-              <w:bottom w:type="dxa" w:w="100"/>
-              <w:right w:type="dxa" w:w="120"/>
+              <w:top w:type="dxa" w:w="80"/>
+              <w:left w:type="dxa" w:w="110"/>
+              <w:bottom w:type="dxa" w:w="80"/>
+              <w:right w:type="dxa" w:w="110"/>
             </w:tcMar>
             <w:vAlign w:val="center"/>
           </w:tcPr>
@@ -206,8 +286,8 @@
                 <w:b/>
                 <w:bCs/>
                 <w:color w:val="FFFFFF"/>
-                <w:sz w:val="20"/>
-                <w:szCs w:val="20"/>
+                <w:sz w:val="19"/>
+                <w:szCs w:val="19"/>
               </w:rPr>
               <w:t xml:space="preserve">Word / Expression</w:t>
             </w:r>
@@ -218,10 +298,10 @@
             <w:tcW w:type="dxa" w:w="2000"/>
             <w:shd w:fill="2E86C1" w:val="clear"/>
             <w:tcMar>
-              <w:top w:type="dxa" w:w="100"/>
-              <w:left w:type="dxa" w:w="120"/>
-              <w:bottom w:type="dxa" w:w="100"/>
-              <w:right w:type="dxa" w:w="120"/>
+              <w:top w:type="dxa" w:w="80"/>
+              <w:left w:type="dxa" w:w="110"/>
+              <w:bottom w:type="dxa" w:w="80"/>
+              <w:right w:type="dxa" w:w="110"/>
             </w:tcMar>
             <w:vAlign w:val="center"/>
           </w:tcPr>
@@ -232,8 +312,8 @@
                 <w:b/>
                 <w:bCs/>
                 <w:color w:val="FFFFFF"/>
-                <w:sz w:val="20"/>
-                <w:szCs w:val="20"/>
+                <w:sz w:val="19"/>
+                <w:szCs w:val="19"/>
               </w:rPr>
               <w:t xml:space="preserve">Tradução</w:t>
             </w:r>
@@ -244,10 +324,10 @@
             <w:tcW w:type="dxa" w:w="4600"/>
             <w:shd w:fill="2E86C1" w:val="clear"/>
             <w:tcMar>
-              <w:top w:type="dxa" w:w="100"/>
-              <w:left w:type="dxa" w:w="120"/>
-              <w:bottom w:type="dxa" w:w="100"/>
-              <w:right w:type="dxa" w:w="120"/>
+              <w:top w:type="dxa" w:w="80"/>
+              <w:left w:type="dxa" w:w="110"/>
+              <w:bottom w:type="dxa" w:w="80"/>
+              <w:right w:type="dxa" w:w="110"/>
             </w:tcMar>
             <w:vAlign w:val="center"/>
           </w:tcPr>
@@ -258,8 +338,8 @@
                 <w:b/>
                 <w:bCs/>
                 <w:color w:val="FFFFFF"/>
-                <w:sz w:val="20"/>
-                <w:szCs w:val="20"/>
+                <w:sz w:val="19"/>
+                <w:szCs w:val="19"/>
               </w:rPr>
               <w:t xml:space="preserve">Example Sentence</w:t>
             </w:r>
@@ -271,10 +351,10 @@
           <w:tcPr>
             <w:tcW w:type="dxa" w:w="2600"/>
             <w:tcMar>
-              <w:top w:type="dxa" w:w="90"/>
-              <w:left w:type="dxa" w:w="120"/>
-              <w:bottom w:type="dxa" w:w="90"/>
-              <w:right w:type="dxa" w:w="120"/>
+              <w:top w:type="dxa" w:w="70"/>
+              <w:left w:type="dxa" w:w="110"/>
+              <w:bottom w:type="dxa" w:w="70"/>
+              <w:right w:type="dxa" w:w="110"/>
             </w:tcMar>
             <w:vAlign w:val="center"/>
           </w:tcPr>
@@ -287,8 +367,8 @@
                 <w:i w:val="false"/>
                 <w:iCs w:val="false"/>
                 <w:color w:val="444444"/>
-                <w:sz w:val="20"/>
-                <w:szCs w:val="20"/>
+                <w:sz w:val="19"/>
+                <w:szCs w:val="19"/>
               </w:rPr>
               <w:t xml:space="preserve">step-by-step</w:t>
             </w:r>
@@ -298,24 +378,24 @@
           <w:tcPr>
             <w:tcW w:type="dxa" w:w="2000"/>
             <w:tcMar>
-              <w:top w:type="dxa" w:w="90"/>
-              <w:left w:type="dxa" w:w="120"/>
-              <w:bottom w:type="dxa" w:w="90"/>
-              <w:right w:type="dxa" w:w="120"/>
-            </w:tcMar>
-            <w:vAlign w:val="center"/>
-          </w:tcPr>
-          <w:p>
-            <w:r>
-              <w:rPr>
-                <w:rFonts w:ascii="Calibri" w:cs="Calibri" w:eastAsia="Calibri" w:hAnsi="Calibri"/>
-                <w:b w:val="false"/>
-                <w:bCs w:val="false"/>
-                <w:i w:val="false"/>
-                <w:iCs w:val="false"/>
-                <w:color w:val="444444"/>
-                <w:sz w:val="20"/>
-                <w:szCs w:val="20"/>
+              <w:top w:type="dxa" w:w="70"/>
+              <w:left w:type="dxa" w:w="110"/>
+              <w:bottom w:type="dxa" w:w="70"/>
+              <w:right w:type="dxa" w:w="110"/>
+            </w:tcMar>
+            <w:vAlign w:val="center"/>
+          </w:tcPr>
+          <w:p>
+            <w:r>
+              <w:rPr>
+                <w:rFonts w:ascii="Calibri" w:cs="Calibri" w:eastAsia="Calibri" w:hAnsi="Calibri"/>
+                <w:b w:val="false"/>
+                <w:bCs w:val="false"/>
+                <w:i w:val="false"/>
+                <w:iCs w:val="false"/>
+                <w:color w:val="444444"/>
+                <w:sz w:val="19"/>
+                <w:szCs w:val="19"/>
               </w:rPr>
               <w:t xml:space="preserve">passo a passo</w:t>
             </w:r>
@@ -325,10 +405,10 @@
           <w:tcPr>
             <w:tcW w:type="dxa" w:w="4600"/>
             <w:tcMar>
-              <w:top w:type="dxa" w:w="90"/>
-              <w:left w:type="dxa" w:w="120"/>
-              <w:bottom w:type="dxa" w:w="90"/>
-              <w:right w:type="dxa" w:w="120"/>
+              <w:top w:type="dxa" w:w="70"/>
+              <w:left w:type="dxa" w:w="110"/>
+              <w:bottom w:type="dxa" w:w="70"/>
+              <w:right w:type="dxa" w:w="110"/>
             </w:tcMar>
             <w:vAlign w:val="center"/>
           </w:tcPr>
@@ -341,8 +421,8 @@
                 <w:i/>
                 <w:iCs/>
                 <w:color w:val="444444"/>
-                <w:sz w:val="20"/>
-                <w:szCs w:val="20"/>
+                <w:sz w:val="19"/>
+                <w:szCs w:val="19"/>
               </w:rPr>
               <w:t xml:space="preserve">Let me walk you through this step-by-step.</w:t>
             </w:r>
@@ -354,10 +434,10 @@
           <w:tcPr>
             <w:tcW w:type="dxa" w:w="2600"/>
             <w:tcMar>
-              <w:top w:type="dxa" w:w="90"/>
-              <w:left w:type="dxa" w:w="120"/>
-              <w:bottom w:type="dxa" w:w="90"/>
-              <w:right w:type="dxa" w:w="120"/>
+              <w:top w:type="dxa" w:w="70"/>
+              <w:left w:type="dxa" w:w="110"/>
+              <w:bottom w:type="dxa" w:w="70"/>
+              <w:right w:type="dxa" w:w="110"/>
             </w:tcMar>
             <w:vAlign w:val="center"/>
           </w:tcPr>
@@ -370,8 +450,8 @@
                 <w:i w:val="false"/>
                 <w:iCs w:val="false"/>
                 <w:color w:val="444444"/>
-                <w:sz w:val="20"/>
-                <w:szCs w:val="20"/>
+                <w:sz w:val="19"/>
+                <w:szCs w:val="19"/>
               </w:rPr>
               <w:t xml:space="preserve">to walk someone through</w:t>
             </w:r>
@@ -381,24 +461,24 @@
           <w:tcPr>
             <w:tcW w:type="dxa" w:w="2000"/>
             <w:tcMar>
-              <w:top w:type="dxa" w:w="90"/>
-              <w:left w:type="dxa" w:w="120"/>
-              <w:bottom w:type="dxa" w:w="90"/>
-              <w:right w:type="dxa" w:w="120"/>
-            </w:tcMar>
-            <w:vAlign w:val="center"/>
-          </w:tcPr>
-          <w:p>
-            <w:r>
-              <w:rPr>
-                <w:rFonts w:ascii="Calibri" w:cs="Calibri" w:eastAsia="Calibri" w:hAnsi="Calibri"/>
-                <w:b w:val="false"/>
-                <w:bCs w:val="false"/>
-                <w:i w:val="false"/>
-                <w:iCs w:val="false"/>
-                <w:color w:val="444444"/>
-                <w:sz w:val="20"/>
-                <w:szCs w:val="20"/>
+              <w:top w:type="dxa" w:w="70"/>
+              <w:left w:type="dxa" w:w="110"/>
+              <w:bottom w:type="dxa" w:w="70"/>
+              <w:right w:type="dxa" w:w="110"/>
+            </w:tcMar>
+            <w:vAlign w:val="center"/>
+          </w:tcPr>
+          <w:p>
+            <w:r>
+              <w:rPr>
+                <w:rFonts w:ascii="Calibri" w:cs="Calibri" w:eastAsia="Calibri" w:hAnsi="Calibri"/>
+                <w:b w:val="false"/>
+                <w:bCs w:val="false"/>
+                <w:i w:val="false"/>
+                <w:iCs w:val="false"/>
+                <w:color w:val="444444"/>
+                <w:sz w:val="19"/>
+                <w:szCs w:val="19"/>
               </w:rPr>
               <w:t xml:space="preserve">explicar passo a passo para alguém</w:t>
             </w:r>
@@ -408,10 +488,10 @@
           <w:tcPr>
             <w:tcW w:type="dxa" w:w="4600"/>
             <w:tcMar>
-              <w:top w:type="dxa" w:w="90"/>
-              <w:left w:type="dxa" w:w="120"/>
-              <w:bottom w:type="dxa" w:w="90"/>
-              <w:right w:type="dxa" w:w="120"/>
+              <w:top w:type="dxa" w:w="70"/>
+              <w:left w:type="dxa" w:w="110"/>
+              <w:bottom w:type="dxa" w:w="70"/>
+              <w:right w:type="dxa" w:w="110"/>
             </w:tcMar>
             <w:vAlign w:val="center"/>
           </w:tcPr>
@@ -424,8 +504,8 @@
                 <w:i/>
                 <w:iCs/>
                 <w:color w:val="444444"/>
-                <w:sz w:val="20"/>
-                <w:szCs w:val="20"/>
+                <w:sz w:val="19"/>
+                <w:szCs w:val="19"/>
               </w:rPr>
               <w:t xml:space="preserve">I'll walk you through the whole process.</w:t>
             </w:r>
@@ -437,10 +517,10 @@
           <w:tcPr>
             <w:tcW w:type="dxa" w:w="2600"/>
             <w:tcMar>
-              <w:top w:type="dxa" w:w="90"/>
-              <w:left w:type="dxa" w:w="120"/>
-              <w:bottom w:type="dxa" w:w="90"/>
-              <w:right w:type="dxa" w:w="120"/>
+              <w:top w:type="dxa" w:w="70"/>
+              <w:left w:type="dxa" w:w="110"/>
+              <w:bottom w:type="dxa" w:w="70"/>
+              <w:right w:type="dxa" w:w="110"/>
             </w:tcMar>
             <w:vAlign w:val="center"/>
           </w:tcPr>
@@ -453,8 +533,8 @@
                 <w:i w:val="false"/>
                 <w:iCs w:val="false"/>
                 <w:color w:val="444444"/>
-                <w:sz w:val="20"/>
-                <w:szCs w:val="20"/>
+                <w:sz w:val="19"/>
+                <w:szCs w:val="19"/>
               </w:rPr>
               <w:t xml:space="preserve">sequence</w:t>
             </w:r>
@@ -464,24 +544,24 @@
           <w:tcPr>
             <w:tcW w:type="dxa" w:w="2000"/>
             <w:tcMar>
-              <w:top w:type="dxa" w:w="90"/>
-              <w:left w:type="dxa" w:w="120"/>
-              <w:bottom w:type="dxa" w:w="90"/>
-              <w:right w:type="dxa" w:w="120"/>
-            </w:tcMar>
-            <w:vAlign w:val="center"/>
-          </w:tcPr>
-          <w:p>
-            <w:r>
-              <w:rPr>
-                <w:rFonts w:ascii="Calibri" w:cs="Calibri" w:eastAsia="Calibri" w:hAnsi="Calibri"/>
-                <w:b w:val="false"/>
-                <w:bCs w:val="false"/>
-                <w:i w:val="false"/>
-                <w:iCs w:val="false"/>
-                <w:color w:val="444444"/>
-                <w:sz w:val="20"/>
-                <w:szCs w:val="20"/>
+              <w:top w:type="dxa" w:w="70"/>
+              <w:left w:type="dxa" w:w="110"/>
+              <w:bottom w:type="dxa" w:w="70"/>
+              <w:right w:type="dxa" w:w="110"/>
+            </w:tcMar>
+            <w:vAlign w:val="center"/>
+          </w:tcPr>
+          <w:p>
+            <w:r>
+              <w:rPr>
+                <w:rFonts w:ascii="Calibri" w:cs="Calibri" w:eastAsia="Calibri" w:hAnsi="Calibri"/>
+                <w:b w:val="false"/>
+                <w:bCs w:val="false"/>
+                <w:i w:val="false"/>
+                <w:iCs w:val="false"/>
+                <w:color w:val="444444"/>
+                <w:sz w:val="19"/>
+                <w:szCs w:val="19"/>
               </w:rPr>
               <w:t xml:space="preserve">sequência</w:t>
             </w:r>
@@ -491,10 +571,10 @@
           <w:tcPr>
             <w:tcW w:type="dxa" w:w="4600"/>
             <w:tcMar>
-              <w:top w:type="dxa" w:w="90"/>
-              <w:left w:type="dxa" w:w="120"/>
-              <w:bottom w:type="dxa" w:w="90"/>
-              <w:right w:type="dxa" w:w="120"/>
+              <w:top w:type="dxa" w:w="70"/>
+              <w:left w:type="dxa" w:w="110"/>
+              <w:bottom w:type="dxa" w:w="70"/>
+              <w:right w:type="dxa" w:w="110"/>
             </w:tcMar>
             <w:vAlign w:val="center"/>
           </w:tcPr>
@@ -507,10 +587,10 @@
                 <w:i/>
                 <w:iCs/>
                 <w:color w:val="444444"/>
-                <w:sz w:val="20"/>
-                <w:szCs w:val="20"/>
-              </w:rPr>
-              <w:t xml:space="preserve">The sequence matters here — don't skip step two.</w:t>
+                <w:sz w:val="19"/>
+                <w:szCs w:val="19"/>
+              </w:rPr>
+              <w:t xml:space="preserve">The sequence matters here, don't skip step two.</w:t>
             </w:r>
           </w:p>
         </w:tc>
@@ -520,10 +600,10 @@
           <w:tcPr>
             <w:tcW w:type="dxa" w:w="2600"/>
             <w:tcMar>
-              <w:top w:type="dxa" w:w="90"/>
-              <w:left w:type="dxa" w:w="120"/>
-              <w:bottom w:type="dxa" w:w="90"/>
-              <w:right w:type="dxa" w:w="120"/>
+              <w:top w:type="dxa" w:w="70"/>
+              <w:left w:type="dxa" w:w="110"/>
+              <w:bottom w:type="dxa" w:w="70"/>
+              <w:right w:type="dxa" w:w="110"/>
             </w:tcMar>
             <w:vAlign w:val="center"/>
           </w:tcPr>
@@ -536,8 +616,8 @@
                 <w:i w:val="false"/>
                 <w:iCs w:val="false"/>
                 <w:color w:val="444444"/>
-                <w:sz w:val="20"/>
-                <w:szCs w:val="20"/>
+                <w:sz w:val="19"/>
+                <w:szCs w:val="19"/>
               </w:rPr>
               <w:t xml:space="preserve">prerequisite</w:t>
             </w:r>
@@ -547,24 +627,24 @@
           <w:tcPr>
             <w:tcW w:type="dxa" w:w="2000"/>
             <w:tcMar>
-              <w:top w:type="dxa" w:w="90"/>
-              <w:left w:type="dxa" w:w="120"/>
-              <w:bottom w:type="dxa" w:w="90"/>
-              <w:right w:type="dxa" w:w="120"/>
-            </w:tcMar>
-            <w:vAlign w:val="center"/>
-          </w:tcPr>
-          <w:p>
-            <w:r>
-              <w:rPr>
-                <w:rFonts w:ascii="Calibri" w:cs="Calibri" w:eastAsia="Calibri" w:hAnsi="Calibri"/>
-                <w:b w:val="false"/>
-                <w:bCs w:val="false"/>
-                <w:i w:val="false"/>
-                <w:iCs w:val="false"/>
-                <w:color w:val="444444"/>
-                <w:sz w:val="20"/>
-                <w:szCs w:val="20"/>
+              <w:top w:type="dxa" w:w="70"/>
+              <w:left w:type="dxa" w:w="110"/>
+              <w:bottom w:type="dxa" w:w="70"/>
+              <w:right w:type="dxa" w:w="110"/>
+            </w:tcMar>
+            <w:vAlign w:val="center"/>
+          </w:tcPr>
+          <w:p>
+            <w:r>
+              <w:rPr>
+                <w:rFonts w:ascii="Calibri" w:cs="Calibri" w:eastAsia="Calibri" w:hAnsi="Calibri"/>
+                <w:b w:val="false"/>
+                <w:bCs w:val="false"/>
+                <w:i w:val="false"/>
+                <w:iCs w:val="false"/>
+                <w:color w:val="444444"/>
+                <w:sz w:val="19"/>
+                <w:szCs w:val="19"/>
               </w:rPr>
               <w:t xml:space="preserve">pré-requisito</w:t>
             </w:r>
@@ -574,10 +654,10 @@
           <w:tcPr>
             <w:tcW w:type="dxa" w:w="4600"/>
             <w:tcMar>
-              <w:top w:type="dxa" w:w="90"/>
-              <w:left w:type="dxa" w:w="120"/>
-              <w:bottom w:type="dxa" w:w="90"/>
-              <w:right w:type="dxa" w:w="120"/>
+              <w:top w:type="dxa" w:w="70"/>
+              <w:left w:type="dxa" w:w="110"/>
+              <w:bottom w:type="dxa" w:w="70"/>
+              <w:right w:type="dxa" w:w="110"/>
             </w:tcMar>
             <w:vAlign w:val="center"/>
           </w:tcPr>
@@ -590,8 +670,8 @@
                 <w:i/>
                 <w:iCs/>
                 <w:color w:val="444444"/>
-                <w:sz w:val="20"/>
-                <w:szCs w:val="20"/>
+                <w:sz w:val="19"/>
+                <w:szCs w:val="19"/>
               </w:rPr>
               <w:t xml:space="preserve">Make sure you've met the prerequisites before starting.</w:t>
             </w:r>
@@ -603,10 +683,10 @@
           <w:tcPr>
             <w:tcW w:type="dxa" w:w="2600"/>
             <w:tcMar>
-              <w:top w:type="dxa" w:w="90"/>
-              <w:left w:type="dxa" w:w="120"/>
-              <w:bottom w:type="dxa" w:w="90"/>
-              <w:right w:type="dxa" w:w="120"/>
+              <w:top w:type="dxa" w:w="70"/>
+              <w:left w:type="dxa" w:w="110"/>
+              <w:bottom w:type="dxa" w:w="70"/>
+              <w:right w:type="dxa" w:w="110"/>
             </w:tcMar>
             <w:vAlign w:val="center"/>
           </w:tcPr>
@@ -619,8 +699,8 @@
                 <w:i w:val="false"/>
                 <w:iCs w:val="false"/>
                 <w:color w:val="444444"/>
-                <w:sz w:val="20"/>
-                <w:szCs w:val="20"/>
+                <w:sz w:val="19"/>
+                <w:szCs w:val="19"/>
               </w:rPr>
               <w:t xml:space="preserve">to clarify</w:t>
             </w:r>
@@ -630,24 +710,24 @@
           <w:tcPr>
             <w:tcW w:type="dxa" w:w="2000"/>
             <w:tcMar>
-              <w:top w:type="dxa" w:w="90"/>
-              <w:left w:type="dxa" w:w="120"/>
-              <w:bottom w:type="dxa" w:w="90"/>
-              <w:right w:type="dxa" w:w="120"/>
-            </w:tcMar>
-            <w:vAlign w:val="center"/>
-          </w:tcPr>
-          <w:p>
-            <w:r>
-              <w:rPr>
-                <w:rFonts w:ascii="Calibri" w:cs="Calibri" w:eastAsia="Calibri" w:hAnsi="Calibri"/>
-                <w:b w:val="false"/>
-                <w:bCs w:val="false"/>
-                <w:i w:val="false"/>
-                <w:iCs w:val="false"/>
-                <w:color w:val="444444"/>
-                <w:sz w:val="20"/>
-                <w:szCs w:val="20"/>
+              <w:top w:type="dxa" w:w="70"/>
+              <w:left w:type="dxa" w:w="110"/>
+              <w:bottom w:type="dxa" w:w="70"/>
+              <w:right w:type="dxa" w:w="110"/>
+            </w:tcMar>
+            <w:vAlign w:val="center"/>
+          </w:tcPr>
+          <w:p>
+            <w:r>
+              <w:rPr>
+                <w:rFonts w:ascii="Calibri" w:cs="Calibri" w:eastAsia="Calibri" w:hAnsi="Calibri"/>
+                <w:b w:val="false"/>
+                <w:bCs w:val="false"/>
+                <w:i w:val="false"/>
+                <w:iCs w:val="false"/>
+                <w:color w:val="444444"/>
+                <w:sz w:val="19"/>
+                <w:szCs w:val="19"/>
               </w:rPr>
               <w:t xml:space="preserve">esclarecer</w:t>
             </w:r>
@@ -657,10 +737,10 @@
           <w:tcPr>
             <w:tcW w:type="dxa" w:w="4600"/>
             <w:tcMar>
-              <w:top w:type="dxa" w:w="90"/>
-              <w:left w:type="dxa" w:w="120"/>
-              <w:bottom w:type="dxa" w:w="90"/>
-              <w:right w:type="dxa" w:w="120"/>
+              <w:top w:type="dxa" w:w="70"/>
+              <w:left w:type="dxa" w:w="110"/>
+              <w:bottom w:type="dxa" w:w="70"/>
+              <w:right w:type="dxa" w:w="110"/>
             </w:tcMar>
             <w:vAlign w:val="center"/>
           </w:tcPr>
@@ -673,8 +753,8 @@
                 <w:i/>
                 <w:iCs/>
                 <w:color w:val="444444"/>
-                <w:sz w:val="20"/>
-                <w:szCs w:val="20"/>
+                <w:sz w:val="19"/>
+                <w:szCs w:val="19"/>
               </w:rPr>
               <w:t xml:space="preserve">Let me clarify that last step before we continue.</w:t>
             </w:r>
@@ -686,10 +766,10 @@
           <w:tcPr>
             <w:tcW w:type="dxa" w:w="2600"/>
             <w:tcMar>
-              <w:top w:type="dxa" w:w="90"/>
-              <w:left w:type="dxa" w:w="120"/>
-              <w:bottom w:type="dxa" w:w="90"/>
-              <w:right w:type="dxa" w:w="120"/>
+              <w:top w:type="dxa" w:w="70"/>
+              <w:left w:type="dxa" w:w="110"/>
+              <w:bottom w:type="dxa" w:w="70"/>
+              <w:right w:type="dxa" w:w="110"/>
             </w:tcMar>
             <w:vAlign w:val="center"/>
           </w:tcPr>
@@ -702,8 +782,8 @@
                 <w:i w:val="false"/>
                 <w:iCs w:val="false"/>
                 <w:color w:val="444444"/>
-                <w:sz w:val="20"/>
-                <w:szCs w:val="20"/>
+                <w:sz w:val="19"/>
+                <w:szCs w:val="19"/>
               </w:rPr>
               <w:t xml:space="preserve">ambiguous</w:t>
             </w:r>
@@ -713,24 +793,24 @@
           <w:tcPr>
             <w:tcW w:type="dxa" w:w="2000"/>
             <w:tcMar>
-              <w:top w:type="dxa" w:w="90"/>
-              <w:left w:type="dxa" w:w="120"/>
-              <w:bottom w:type="dxa" w:w="90"/>
-              <w:right w:type="dxa" w:w="120"/>
-            </w:tcMar>
-            <w:vAlign w:val="center"/>
-          </w:tcPr>
-          <w:p>
-            <w:r>
-              <w:rPr>
-                <w:rFonts w:ascii="Calibri" w:cs="Calibri" w:eastAsia="Calibri" w:hAnsi="Calibri"/>
-                <w:b w:val="false"/>
-                <w:bCs w:val="false"/>
-                <w:i w:val="false"/>
-                <w:iCs w:val="false"/>
-                <w:color w:val="444444"/>
-                <w:sz w:val="20"/>
-                <w:szCs w:val="20"/>
+              <w:top w:type="dxa" w:w="70"/>
+              <w:left w:type="dxa" w:w="110"/>
+              <w:bottom w:type="dxa" w:w="70"/>
+              <w:right w:type="dxa" w:w="110"/>
+            </w:tcMar>
+            <w:vAlign w:val="center"/>
+          </w:tcPr>
+          <w:p>
+            <w:r>
+              <w:rPr>
+                <w:rFonts w:ascii="Calibri" w:cs="Calibri" w:eastAsia="Calibri" w:hAnsi="Calibri"/>
+                <w:b w:val="false"/>
+                <w:bCs w:val="false"/>
+                <w:i w:val="false"/>
+                <w:iCs w:val="false"/>
+                <w:color w:val="444444"/>
+                <w:sz w:val="19"/>
+                <w:szCs w:val="19"/>
               </w:rPr>
               <w:t xml:space="preserve">ambíguo(a)</w:t>
             </w:r>
@@ -740,10 +820,10 @@
           <w:tcPr>
             <w:tcW w:type="dxa" w:w="4600"/>
             <w:tcMar>
-              <w:top w:type="dxa" w:w="90"/>
-              <w:left w:type="dxa" w:w="120"/>
-              <w:bottom w:type="dxa" w:w="90"/>
-              <w:right w:type="dxa" w:w="120"/>
+              <w:top w:type="dxa" w:w="70"/>
+              <w:left w:type="dxa" w:w="110"/>
+              <w:bottom w:type="dxa" w:w="70"/>
+              <w:right w:type="dxa" w:w="110"/>
             </w:tcMar>
             <w:vAlign w:val="center"/>
           </w:tcPr>
@@ -756,8 +836,8 @@
                 <w:i/>
                 <w:iCs/>
                 <w:color w:val="444444"/>
-                <w:sz w:val="20"/>
-                <w:szCs w:val="20"/>
+                <w:sz w:val="19"/>
+                <w:szCs w:val="19"/>
               </w:rPr>
               <w:t xml:space="preserve">That instruction was a bit ambiguous, so people did it differently.</w:t>
             </w:r>
@@ -769,10 +849,10 @@
           <w:tcPr>
             <w:tcW w:type="dxa" w:w="2600"/>
             <w:tcMar>
-              <w:top w:type="dxa" w:w="90"/>
-              <w:left w:type="dxa" w:w="120"/>
-              <w:bottom w:type="dxa" w:w="90"/>
-              <w:right w:type="dxa" w:w="120"/>
+              <w:top w:type="dxa" w:w="70"/>
+              <w:left w:type="dxa" w:w="110"/>
+              <w:bottom w:type="dxa" w:w="70"/>
+              <w:right w:type="dxa" w:w="110"/>
             </w:tcMar>
             <w:vAlign w:val="center"/>
           </w:tcPr>
@@ -785,8 +865,8 @@
                 <w:i w:val="false"/>
                 <w:iCs w:val="false"/>
                 <w:color w:val="444444"/>
-                <w:sz w:val="20"/>
-                <w:szCs w:val="20"/>
+                <w:sz w:val="19"/>
+                <w:szCs w:val="19"/>
               </w:rPr>
               <w:t xml:space="preserve">checkpoint</w:t>
             </w:r>
@@ -796,24 +876,24 @@
           <w:tcPr>
             <w:tcW w:type="dxa" w:w="2000"/>
             <w:tcMar>
-              <w:top w:type="dxa" w:w="90"/>
-              <w:left w:type="dxa" w:w="120"/>
-              <w:bottom w:type="dxa" w:w="90"/>
-              <w:right w:type="dxa" w:w="120"/>
-            </w:tcMar>
-            <w:vAlign w:val="center"/>
-          </w:tcPr>
-          <w:p>
-            <w:r>
-              <w:rPr>
-                <w:rFonts w:ascii="Calibri" w:cs="Calibri" w:eastAsia="Calibri" w:hAnsi="Calibri"/>
-                <w:b w:val="false"/>
-                <w:bCs w:val="false"/>
-                <w:i w:val="false"/>
-                <w:iCs w:val="false"/>
-                <w:color w:val="444444"/>
-                <w:sz w:val="20"/>
-                <w:szCs w:val="20"/>
+              <w:top w:type="dxa" w:w="70"/>
+              <w:left w:type="dxa" w:w="110"/>
+              <w:bottom w:type="dxa" w:w="70"/>
+              <w:right w:type="dxa" w:w="110"/>
+            </w:tcMar>
+            <w:vAlign w:val="center"/>
+          </w:tcPr>
+          <w:p>
+            <w:r>
+              <w:rPr>
+                <w:rFonts w:ascii="Calibri" w:cs="Calibri" w:eastAsia="Calibri" w:hAnsi="Calibri"/>
+                <w:b w:val="false"/>
+                <w:bCs w:val="false"/>
+                <w:i w:val="false"/>
+                <w:iCs w:val="false"/>
+                <w:color w:val="444444"/>
+                <w:sz w:val="19"/>
+                <w:szCs w:val="19"/>
               </w:rPr>
               <w:t xml:space="preserve">ponto de checagem</w:t>
             </w:r>
@@ -823,10 +903,10 @@
           <w:tcPr>
             <w:tcW w:type="dxa" w:w="4600"/>
             <w:tcMar>
-              <w:top w:type="dxa" w:w="90"/>
-              <w:left w:type="dxa" w:w="120"/>
-              <w:bottom w:type="dxa" w:w="90"/>
-              <w:right w:type="dxa" w:w="120"/>
+              <w:top w:type="dxa" w:w="70"/>
+              <w:left w:type="dxa" w:w="110"/>
+              <w:bottom w:type="dxa" w:w="70"/>
+              <w:right w:type="dxa" w:w="110"/>
             </w:tcMar>
             <w:vAlign w:val="center"/>
           </w:tcPr>
@@ -839,8 +919,8 @@
                 <w:i/>
                 <w:iCs/>
                 <w:color w:val="444444"/>
-                <w:sz w:val="20"/>
-                <w:szCs w:val="20"/>
+                <w:sz w:val="19"/>
+                <w:szCs w:val="19"/>
               </w:rPr>
               <w:t xml:space="preserve">There's a checkpoint after step three to confirm everything's correct.</w:t>
             </w:r>
@@ -852,10 +932,10 @@
           <w:tcPr>
             <w:tcW w:type="dxa" w:w="2600"/>
             <w:tcMar>
-              <w:top w:type="dxa" w:w="90"/>
-              <w:left w:type="dxa" w:w="120"/>
-              <w:bottom w:type="dxa" w:w="90"/>
-              <w:right w:type="dxa" w:w="120"/>
+              <w:top w:type="dxa" w:w="70"/>
+              <w:left w:type="dxa" w:w="110"/>
+              <w:bottom w:type="dxa" w:w="70"/>
+              <w:right w:type="dxa" w:w="110"/>
             </w:tcMar>
             <w:vAlign w:val="center"/>
           </w:tcPr>
@@ -868,8 +948,8 @@
                 <w:i w:val="false"/>
                 <w:iCs w:val="false"/>
                 <w:color w:val="444444"/>
-                <w:sz w:val="20"/>
-                <w:szCs w:val="20"/>
+                <w:sz w:val="19"/>
+                <w:szCs w:val="19"/>
               </w:rPr>
               <w:t xml:space="preserve">to double-check</w:t>
             </w:r>
@@ -879,24 +959,24 @@
           <w:tcPr>
             <w:tcW w:type="dxa" w:w="2000"/>
             <w:tcMar>
-              <w:top w:type="dxa" w:w="90"/>
-              <w:left w:type="dxa" w:w="120"/>
-              <w:bottom w:type="dxa" w:w="90"/>
-              <w:right w:type="dxa" w:w="120"/>
-            </w:tcMar>
-            <w:vAlign w:val="center"/>
-          </w:tcPr>
-          <w:p>
-            <w:r>
-              <w:rPr>
-                <w:rFonts w:ascii="Calibri" w:cs="Calibri" w:eastAsia="Calibri" w:hAnsi="Calibri"/>
-                <w:b w:val="false"/>
-                <w:bCs w:val="false"/>
-                <w:i w:val="false"/>
-                <w:iCs w:val="false"/>
-                <w:color w:val="444444"/>
-                <w:sz w:val="20"/>
-                <w:szCs w:val="20"/>
+              <w:top w:type="dxa" w:w="70"/>
+              <w:left w:type="dxa" w:w="110"/>
+              <w:bottom w:type="dxa" w:w="70"/>
+              <w:right w:type="dxa" w:w="110"/>
+            </w:tcMar>
+            <w:vAlign w:val="center"/>
+          </w:tcPr>
+          <w:p>
+            <w:r>
+              <w:rPr>
+                <w:rFonts w:ascii="Calibri" w:cs="Calibri" w:eastAsia="Calibri" w:hAnsi="Calibri"/>
+                <w:b w:val="false"/>
+                <w:bCs w:val="false"/>
+                <w:i w:val="false"/>
+                <w:iCs w:val="false"/>
+                <w:color w:val="444444"/>
+                <w:sz w:val="19"/>
+                <w:szCs w:val="19"/>
               </w:rPr>
               <w:t xml:space="preserve">conferir novamente</w:t>
             </w:r>
@@ -906,10 +986,10 @@
           <w:tcPr>
             <w:tcW w:type="dxa" w:w="4600"/>
             <w:tcMar>
-              <w:top w:type="dxa" w:w="90"/>
-              <w:left w:type="dxa" w:w="120"/>
-              <w:bottom w:type="dxa" w:w="90"/>
-              <w:right w:type="dxa" w:w="120"/>
+              <w:top w:type="dxa" w:w="70"/>
+              <w:left w:type="dxa" w:w="110"/>
+              <w:bottom w:type="dxa" w:w="70"/>
+              <w:right w:type="dxa" w:w="110"/>
             </w:tcMar>
             <w:vAlign w:val="center"/>
           </w:tcPr>
@@ -922,8 +1002,8 @@
                 <w:i/>
                 <w:iCs/>
                 <w:color w:val="444444"/>
-                <w:sz w:val="20"/>
-                <w:szCs w:val="20"/>
+                <w:sz w:val="19"/>
+                <w:szCs w:val="19"/>
               </w:rPr>
               <w:t xml:space="preserve">Always double-check before submitting the form.</w:t>
             </w:r>
@@ -935,10 +1015,10 @@
           <w:tcPr>
             <w:tcW w:type="dxa" w:w="2600"/>
             <w:tcMar>
-              <w:top w:type="dxa" w:w="90"/>
-              <w:left w:type="dxa" w:w="120"/>
-              <w:bottom w:type="dxa" w:w="90"/>
-              <w:right w:type="dxa" w:w="120"/>
+              <w:top w:type="dxa" w:w="70"/>
+              <w:left w:type="dxa" w:w="110"/>
+              <w:bottom w:type="dxa" w:w="70"/>
+              <w:right w:type="dxa" w:w="110"/>
             </w:tcMar>
             <w:vAlign w:val="center"/>
           </w:tcPr>
@@ -951,8 +1031,8 @@
                 <w:i w:val="false"/>
                 <w:iCs w:val="false"/>
                 <w:color w:val="444444"/>
-                <w:sz w:val="20"/>
-                <w:szCs w:val="20"/>
+                <w:sz w:val="19"/>
+                <w:szCs w:val="19"/>
               </w:rPr>
               <w:t xml:space="preserve">instructions</w:t>
             </w:r>
@@ -962,24 +1042,24 @@
           <w:tcPr>
             <w:tcW w:type="dxa" w:w="2000"/>
             <w:tcMar>
-              <w:top w:type="dxa" w:w="90"/>
-              <w:left w:type="dxa" w:w="120"/>
-              <w:bottom w:type="dxa" w:w="90"/>
-              <w:right w:type="dxa" w:w="120"/>
-            </w:tcMar>
-            <w:vAlign w:val="center"/>
-          </w:tcPr>
-          <w:p>
-            <w:r>
-              <w:rPr>
-                <w:rFonts w:ascii="Calibri" w:cs="Calibri" w:eastAsia="Calibri" w:hAnsi="Calibri"/>
-                <w:b w:val="false"/>
-                <w:bCs w:val="false"/>
-                <w:i w:val="false"/>
-                <w:iCs w:val="false"/>
-                <w:color w:val="444444"/>
-                <w:sz w:val="20"/>
-                <w:szCs w:val="20"/>
+              <w:top w:type="dxa" w:w="70"/>
+              <w:left w:type="dxa" w:w="110"/>
+              <w:bottom w:type="dxa" w:w="70"/>
+              <w:right w:type="dxa" w:w="110"/>
+            </w:tcMar>
+            <w:vAlign w:val="center"/>
+          </w:tcPr>
+          <w:p>
+            <w:r>
+              <w:rPr>
+                <w:rFonts w:ascii="Calibri" w:cs="Calibri" w:eastAsia="Calibri" w:hAnsi="Calibri"/>
+                <w:b w:val="false"/>
+                <w:bCs w:val="false"/>
+                <w:i w:val="false"/>
+                <w:iCs w:val="false"/>
+                <w:color w:val="444444"/>
+                <w:sz w:val="19"/>
+                <w:szCs w:val="19"/>
               </w:rPr>
               <w:t xml:space="preserve">instruções</w:t>
             </w:r>
@@ -989,10 +1069,10 @@
           <w:tcPr>
             <w:tcW w:type="dxa" w:w="4600"/>
             <w:tcMar>
-              <w:top w:type="dxa" w:w="90"/>
-              <w:left w:type="dxa" w:w="120"/>
-              <w:bottom w:type="dxa" w:w="90"/>
-              <w:right w:type="dxa" w:w="120"/>
+              <w:top w:type="dxa" w:w="70"/>
+              <w:left w:type="dxa" w:w="110"/>
+              <w:bottom w:type="dxa" w:w="70"/>
+              <w:right w:type="dxa" w:w="110"/>
             </w:tcMar>
             <w:vAlign w:val="center"/>
           </w:tcPr>
@@ -1005,8 +1085,8 @@
                 <w:i/>
                 <w:iCs/>
                 <w:color w:val="444444"/>
-                <w:sz w:val="20"/>
-                <w:szCs w:val="20"/>
+                <w:sz w:val="19"/>
+                <w:szCs w:val="19"/>
               </w:rPr>
               <w:t xml:space="preserve">The instructions need to be crystal clear here.</w:t>
             </w:r>
@@ -1018,10 +1098,10 @@
           <w:tcPr>
             <w:tcW w:type="dxa" w:w="2600"/>
             <w:tcMar>
-              <w:top w:type="dxa" w:w="90"/>
-              <w:left w:type="dxa" w:w="120"/>
-              <w:bottom w:type="dxa" w:w="90"/>
-              <w:right w:type="dxa" w:w="120"/>
+              <w:top w:type="dxa" w:w="70"/>
+              <w:left w:type="dxa" w:w="110"/>
+              <w:bottom w:type="dxa" w:w="70"/>
+              <w:right w:type="dxa" w:w="110"/>
             </w:tcMar>
             <w:vAlign w:val="center"/>
           </w:tcPr>
@@ -1034,8 +1114,8 @@
                 <w:i w:val="false"/>
                 <w:iCs w:val="false"/>
                 <w:color w:val="444444"/>
-                <w:sz w:val="20"/>
-                <w:szCs w:val="20"/>
+                <w:sz w:val="19"/>
+                <w:szCs w:val="19"/>
               </w:rPr>
               <w:t xml:space="preserve">to follow up</w:t>
             </w:r>
@@ -1045,24 +1125,24 @@
           <w:tcPr>
             <w:tcW w:type="dxa" w:w="2000"/>
             <w:tcMar>
-              <w:top w:type="dxa" w:w="90"/>
-              <w:left w:type="dxa" w:w="120"/>
-              <w:bottom w:type="dxa" w:w="90"/>
-              <w:right w:type="dxa" w:w="120"/>
-            </w:tcMar>
-            <w:vAlign w:val="center"/>
-          </w:tcPr>
-          <w:p>
-            <w:r>
-              <w:rPr>
-                <w:rFonts w:ascii="Calibri" w:cs="Calibri" w:eastAsia="Calibri" w:hAnsi="Calibri"/>
-                <w:b w:val="false"/>
-                <w:bCs w:val="false"/>
-                <w:i w:val="false"/>
-                <w:iCs w:val="false"/>
-                <w:color w:val="444444"/>
-                <w:sz w:val="20"/>
-                <w:szCs w:val="20"/>
+              <w:top w:type="dxa" w:w="70"/>
+              <w:left w:type="dxa" w:w="110"/>
+              <w:bottom w:type="dxa" w:w="70"/>
+              <w:right w:type="dxa" w:w="110"/>
+            </w:tcMar>
+            <w:vAlign w:val="center"/>
+          </w:tcPr>
+          <w:p>
+            <w:r>
+              <w:rPr>
+                <w:rFonts w:ascii="Calibri" w:cs="Calibri" w:eastAsia="Calibri" w:hAnsi="Calibri"/>
+                <w:b w:val="false"/>
+                <w:bCs w:val="false"/>
+                <w:i w:val="false"/>
+                <w:iCs w:val="false"/>
+                <w:color w:val="444444"/>
+                <w:sz w:val="19"/>
+                <w:szCs w:val="19"/>
               </w:rPr>
               <w:t xml:space="preserve">acompanhar / dar retorno</w:t>
             </w:r>
@@ -1072,10 +1152,10 @@
           <w:tcPr>
             <w:tcW w:type="dxa" w:w="4600"/>
             <w:tcMar>
-              <w:top w:type="dxa" w:w="90"/>
-              <w:left w:type="dxa" w:w="120"/>
-              <w:bottom w:type="dxa" w:w="90"/>
-              <w:right w:type="dxa" w:w="120"/>
+              <w:top w:type="dxa" w:w="70"/>
+              <w:left w:type="dxa" w:w="110"/>
+              <w:bottom w:type="dxa" w:w="70"/>
+              <w:right w:type="dxa" w:w="110"/>
             </w:tcMar>
             <w:vAlign w:val="center"/>
           </w:tcPr>
@@ -1088,8 +1168,8 @@
                 <w:i/>
                 <w:iCs/>
                 <w:color w:val="444444"/>
-                <w:sz w:val="20"/>
-                <w:szCs w:val="20"/>
+                <w:sz w:val="19"/>
+                <w:szCs w:val="19"/>
               </w:rPr>
               <w:t xml:space="preserve">I'll follow up to make sure everyone understood.</w:t>
             </w:r>
@@ -1101,10 +1181,10 @@
           <w:tcPr>
             <w:tcW w:type="dxa" w:w="2600"/>
             <w:tcMar>
-              <w:top w:type="dxa" w:w="90"/>
-              <w:left w:type="dxa" w:w="120"/>
-              <w:bottom w:type="dxa" w:w="90"/>
-              <w:right w:type="dxa" w:w="120"/>
+              <w:top w:type="dxa" w:w="70"/>
+              <w:left w:type="dxa" w:w="110"/>
+              <w:bottom w:type="dxa" w:w="70"/>
+              <w:right w:type="dxa" w:w="110"/>
             </w:tcMar>
             <w:vAlign w:val="center"/>
           </w:tcPr>
@@ -1117,8 +1197,8 @@
                 <w:i w:val="false"/>
                 <w:iCs w:val="false"/>
                 <w:color w:val="444444"/>
-                <w:sz w:val="20"/>
-                <w:szCs w:val="20"/>
+                <w:sz w:val="19"/>
+                <w:szCs w:val="19"/>
               </w:rPr>
               <w:t xml:space="preserve">hands-on</w:t>
             </w:r>
@@ -1128,24 +1208,24 @@
           <w:tcPr>
             <w:tcW w:type="dxa" w:w="2000"/>
             <w:tcMar>
-              <w:top w:type="dxa" w:w="90"/>
-              <w:left w:type="dxa" w:w="120"/>
-              <w:bottom w:type="dxa" w:w="90"/>
-              <w:right w:type="dxa" w:w="120"/>
-            </w:tcMar>
-            <w:vAlign w:val="center"/>
-          </w:tcPr>
-          <w:p>
-            <w:r>
-              <w:rPr>
-                <w:rFonts w:ascii="Calibri" w:cs="Calibri" w:eastAsia="Calibri" w:hAnsi="Calibri"/>
-                <w:b w:val="false"/>
-                <w:bCs w:val="false"/>
-                <w:i w:val="false"/>
-                <w:iCs w:val="false"/>
-                <w:color w:val="444444"/>
-                <w:sz w:val="20"/>
-                <w:szCs w:val="20"/>
+              <w:top w:type="dxa" w:w="70"/>
+              <w:left w:type="dxa" w:w="110"/>
+              <w:bottom w:type="dxa" w:w="70"/>
+              <w:right w:type="dxa" w:w="110"/>
+            </w:tcMar>
+            <w:vAlign w:val="center"/>
+          </w:tcPr>
+          <w:p>
+            <w:r>
+              <w:rPr>
+                <w:rFonts w:ascii="Calibri" w:cs="Calibri" w:eastAsia="Calibri" w:hAnsi="Calibri"/>
+                <w:b w:val="false"/>
+                <w:bCs w:val="false"/>
+                <w:i w:val="false"/>
+                <w:iCs w:val="false"/>
+                <w:color w:val="444444"/>
+                <w:sz w:val="19"/>
+                <w:szCs w:val="19"/>
               </w:rPr>
               <w:t xml:space="preserve">prático / mão na massa</w:t>
             </w:r>
@@ -1155,10 +1235,10 @@
           <w:tcPr>
             <w:tcW w:type="dxa" w:w="4600"/>
             <w:tcMar>
-              <w:top w:type="dxa" w:w="90"/>
-              <w:left w:type="dxa" w:w="120"/>
-              <w:bottom w:type="dxa" w:w="90"/>
-              <w:right w:type="dxa" w:w="120"/>
+              <w:top w:type="dxa" w:w="70"/>
+              <w:left w:type="dxa" w:w="110"/>
+              <w:bottom w:type="dxa" w:w="70"/>
+              <w:right w:type="dxa" w:w="110"/>
             </w:tcMar>
             <w:vAlign w:val="center"/>
           </w:tcPr>
@@ -1171,8 +1251,8 @@
                 <w:i/>
                 <w:iCs/>
                 <w:color w:val="444444"/>
-                <w:sz w:val="20"/>
-                <w:szCs w:val="20"/>
+                <w:sz w:val="19"/>
+                <w:szCs w:val="19"/>
               </w:rPr>
               <w:t xml:space="preserve">This works best as a hands-on demonstration.</w:t>
             </w:r>
@@ -1184,10 +1264,10 @@
           <w:tcPr>
             <w:tcW w:type="dxa" w:w="2600"/>
             <w:tcMar>
-              <w:top w:type="dxa" w:w="90"/>
-              <w:left w:type="dxa" w:w="120"/>
-              <w:bottom w:type="dxa" w:w="90"/>
-              <w:right w:type="dxa" w:w="120"/>
+              <w:top w:type="dxa" w:w="70"/>
+              <w:left w:type="dxa" w:w="110"/>
+              <w:bottom w:type="dxa" w:w="70"/>
+              <w:right w:type="dxa" w:w="110"/>
             </w:tcMar>
             <w:vAlign w:val="center"/>
           </w:tcPr>
@@ -1200,8 +1280,8 @@
                 <w:i w:val="false"/>
                 <w:iCs w:val="false"/>
                 <w:color w:val="444444"/>
-                <w:sz w:val="20"/>
-                <w:szCs w:val="20"/>
+                <w:sz w:val="19"/>
+                <w:szCs w:val="19"/>
               </w:rPr>
               <w:t xml:space="preserve">to demonstrate</w:t>
             </w:r>
@@ -1211,24 +1291,24 @@
           <w:tcPr>
             <w:tcW w:type="dxa" w:w="2000"/>
             <w:tcMar>
-              <w:top w:type="dxa" w:w="90"/>
-              <w:left w:type="dxa" w:w="120"/>
-              <w:bottom w:type="dxa" w:w="90"/>
-              <w:right w:type="dxa" w:w="120"/>
-            </w:tcMar>
-            <w:vAlign w:val="center"/>
-          </w:tcPr>
-          <w:p>
-            <w:r>
-              <w:rPr>
-                <w:rFonts w:ascii="Calibri" w:cs="Calibri" w:eastAsia="Calibri" w:hAnsi="Calibri"/>
-                <w:b w:val="false"/>
-                <w:bCs w:val="false"/>
-                <w:i w:val="false"/>
-                <w:iCs w:val="false"/>
-                <w:color w:val="444444"/>
-                <w:sz w:val="20"/>
-                <w:szCs w:val="20"/>
+              <w:top w:type="dxa" w:w="70"/>
+              <w:left w:type="dxa" w:w="110"/>
+              <w:bottom w:type="dxa" w:w="70"/>
+              <w:right w:type="dxa" w:w="110"/>
+            </w:tcMar>
+            <w:vAlign w:val="center"/>
+          </w:tcPr>
+          <w:p>
+            <w:r>
+              <w:rPr>
+                <w:rFonts w:ascii="Calibri" w:cs="Calibri" w:eastAsia="Calibri" w:hAnsi="Calibri"/>
+                <w:b w:val="false"/>
+                <w:bCs w:val="false"/>
+                <w:i w:val="false"/>
+                <w:iCs w:val="false"/>
+                <w:color w:val="444444"/>
+                <w:sz w:val="19"/>
+                <w:szCs w:val="19"/>
               </w:rPr>
               <w:t xml:space="preserve">demonstrar</w:t>
             </w:r>
@@ -1238,10 +1318,10 @@
           <w:tcPr>
             <w:tcW w:type="dxa" w:w="4600"/>
             <w:tcMar>
-              <w:top w:type="dxa" w:w="90"/>
-              <w:left w:type="dxa" w:w="120"/>
-              <w:bottom w:type="dxa" w:w="90"/>
-              <w:right w:type="dxa" w:w="120"/>
+              <w:top w:type="dxa" w:w="70"/>
+              <w:left w:type="dxa" w:w="110"/>
+              <w:bottom w:type="dxa" w:w="70"/>
+              <w:right w:type="dxa" w:w="110"/>
             </w:tcMar>
             <w:vAlign w:val="center"/>
           </w:tcPr>
@@ -1254,8 +1334,8 @@
                 <w:i/>
                 <w:iCs/>
                 <w:color w:val="444444"/>
-                <w:sz w:val="20"/>
-                <w:szCs w:val="20"/>
+                <w:sz w:val="19"/>
+                <w:szCs w:val="19"/>
               </w:rPr>
               <w:t xml:space="preserve">Let me demonstrate this once before you try it yourselves.</w:t>
             </w:r>
@@ -1266,7 +1346,7 @@
     <w:p>
       <w:pPr>
         <w:shd w:fill="178A6D" w:val="clear"/>
-        <w:spacing w:after="150" w:before="500"/>
+        <w:spacing w:after="110" w:before="340"/>
       </w:pPr>
       <w:r>
         <w:rPr>
@@ -1274,8 +1354,8 @@
           <w:b/>
           <w:bCs/>
           <w:color w:val="FFFFFF"/>
-          <w:sz w:val="20"/>
-          <w:szCs w:val="20"/>
+          <w:sz w:val="18"/>
+          <w:szCs w:val="18"/>
         </w:rPr>
         <w:t xml:space="preserve">  ETAPA 2  </w:t>
       </w:r>
@@ -1285,10 +1365,22 @@
           <w:b/>
           <w:bCs/>
           <w:color w:val="FFFFFF"/>
-          <w:sz w:val="24"/>
-          <w:szCs w:val="24"/>
+          <w:sz w:val="23"/>
+          <w:szCs w:val="23"/>
         </w:rPr>
         <w:t xml:space="preserve">   Leitura com Orientação de Estudo</w:t>
+      </w:r>
+      <w:r>
+        <w:rPr>
+          <w:rFonts w:ascii="Calibri" w:cs="Calibri" w:eastAsia="Calibri" w:hAnsi="Calibri"/>
+          <w:i/>
+          <w:iCs/>
+          <w:color w:val="D8E7F2"/>
+          <w:sz w:val="17"/>
+          <w:szCs w:val="17"/>
+        </w:rPr>
+        <w:br/>
+        <w:t xml:space="preserve">   Guided Reading</w:t>
       </w:r>
     </w:p>
     <w:tbl>
@@ -1311,15 +1403,15 @@
           <w:tcPr>
             <w:shd w:fill="E9F5F1" w:val="clear"/>
             <w:tcMar>
-              <w:top w:type="dxa" w:w="150"/>
-              <w:left w:type="dxa" w:w="200"/>
-              <w:bottom w:type="dxa" w:w="150"/>
-              <w:right w:type="dxa" w:w="200"/>
+              <w:top w:type="dxa" w:w="110"/>
+              <w:left w:type="dxa" w:w="180"/>
+              <w:bottom w:type="dxa" w:w="110"/>
+              <w:right w:type="dxa" w:w="180"/>
             </w:tcMar>
           </w:tcPr>
           <w:p>
             <w:pPr>
-              <w:spacing w:after="80"/>
+              <w:spacing w:after="60"/>
             </w:pPr>
             <w:r>
               <w:rPr>
@@ -1327,50 +1419,50 @@
                 <w:b/>
                 <w:bCs/>
                 <w:color w:val="178A6D"/>
-                <w:sz w:val="21"/>
-                <w:szCs w:val="21"/>
+                <w:sz w:val="20"/>
+                <w:szCs w:val="20"/>
               </w:rPr>
               <w:t xml:space="preserve">Como ler este texto</w:t>
             </w:r>
           </w:p>
           <w:p>
             <w:pPr>
-              <w:spacing w:after="60"/>
+              <w:spacing w:after="40"/>
             </w:pPr>
             <w:r>
               <w:rPr>
                 <w:rFonts w:ascii="Calibri" w:cs="Calibri" w:eastAsia="Calibri" w:hAnsi="Calibri"/>
                 <w:color w:val="444444"/>
-                <w:sz w:val="21"/>
-                <w:szCs w:val="21"/>
-              </w:rPr>
-              <w:t xml:space="preserve">1) Leia uma vez, rápido, só para captar a ideia geral — sem parar no que não entender.</w:t>
+                <w:sz w:val="20"/>
+                <w:szCs w:val="20"/>
+              </w:rPr>
+              <w:t xml:space="preserve">1) Leia uma vez, rápido, só para captar a ideia geral, sem parar no que não entender.</w:t>
             </w:r>
           </w:p>
           <w:p>
             <w:pPr>
-              <w:spacing w:after="60"/>
+              <w:spacing w:after="40"/>
             </w:pPr>
             <w:r>
               <w:rPr>
                 <w:rFonts w:ascii="Calibri" w:cs="Calibri" w:eastAsia="Calibri" w:hAnsi="Calibri"/>
                 <w:color w:val="444444"/>
-                <w:sz w:val="21"/>
-                <w:szCs w:val="21"/>
+                <w:sz w:val="20"/>
+                <w:szCs w:val="20"/>
               </w:rPr>
               <w:t xml:space="preserve">2) Leia de novo e grife toda expressão da Etapa 1 que aparecer no texto.</w:t>
             </w:r>
           </w:p>
           <w:p>
             <w:pPr>
-              <w:spacing w:after="60"/>
+              <w:spacing w:after="40"/>
             </w:pPr>
             <w:r>
               <w:rPr>
                 <w:rFonts w:ascii="Calibri" w:cs="Calibri" w:eastAsia="Calibri" w:hAnsi="Calibri"/>
                 <w:color w:val="444444"/>
-                <w:sz w:val="21"/>
-                <w:szCs w:val="21"/>
+                <w:sz w:val="20"/>
+                <w:szCs w:val="20"/>
               </w:rPr>
               <w:t xml:space="preserve">3) Releia em voz alta, como se você estivesse contando essa história sobre você mesmo.</w:t>
             </w:r>
@@ -1380,7 +1472,7 @@
     </w:tbl>
     <w:p>
       <w:pPr>
-        <w:spacing w:after="160" w:line="300"/>
+        <w:spacing w:after="120" w:line="276"/>
       </w:pPr>
       <w:r>
         <w:rPr>
@@ -1390,15 +1482,15 @@
           <w:i w:val="false"/>
           <w:iCs w:val="false"/>
           <w:color w:val="444444"/>
-          <w:sz w:val="22"/>
-          <w:szCs w:val="22"/>
+          <w:sz w:val="21"/>
+          <w:szCs w:val="21"/>
         </w:rPr>
         <w:t xml:space="preserve">"Ambiguity Is the Enemy of Good Instructions"</w:t>
       </w:r>
     </w:p>
     <w:p>
       <w:pPr>
-        <w:spacing w:after="160" w:line="300"/>
+        <w:spacing w:after="120" w:line="276"/>
       </w:pPr>
       <w:r>
         <w:rPr>
@@ -1408,15 +1500,15 @@
           <w:i w:val="false"/>
           <w:iCs w:val="false"/>
           <w:color w:val="444444"/>
-          <w:sz w:val="22"/>
-          <w:szCs w:val="22"/>
-        </w:rPr>
-        <w:t xml:space="preserve">Most confusion around instructions in English doesn't come from complex vocabulary — it comes from ambiguous sequencing. "Update the file and send it to the team" leaves open whether to send before or after review, whether "the team" means everyone or just the lead.</w:t>
-      </w:r>
-    </w:p>
-    <w:p>
-      <w:pPr>
-        <w:spacing w:after="160" w:line="300"/>
+          <w:sz w:val="21"/>
+          <w:szCs w:val="21"/>
+        </w:rPr>
+        <w:t xml:space="preserve">Most confusion around instructions in English doesn't come from complex vocabulary, it comes from ambiguous sequencing. "Update the file and send it to the team" leaves open whether to send before or after review, whether "the team" means everyone or just the lead.</w:t>
+      </w:r>
+    </w:p>
+    <w:p>
+      <w:pPr>
+        <w:spacing w:after="120" w:line="276"/>
       </w:pPr>
       <w:r>
         <w:rPr>
@@ -1426,15 +1518,15 @@
           <w:i w:val="false"/>
           <w:iCs w:val="false"/>
           <w:color w:val="444444"/>
-          <w:sz w:val="22"/>
-          <w:szCs w:val="22"/>
+          <w:sz w:val="21"/>
+          <w:szCs w:val="21"/>
         </w:rPr>
         <w:t xml:space="preserve">Clear instructions in English almost always use explicit sequencing words: "First, update the file. Once you've done that, get sign-off from your lead. Only after sign-off, send it to the full team." This removes every possible misreading.</w:t>
       </w:r>
     </w:p>
     <w:p>
       <w:pPr>
-        <w:spacing w:after="160" w:line="300"/>
+        <w:spacing w:after="120" w:line="276"/>
       </w:pPr>
       <w:r>
         <w:rPr>
@@ -1444,8 +1536,8 @@
           <w:i w:val="false"/>
           <w:iCs w:val="false"/>
           <w:color w:val="444444"/>
-          <w:sz w:val="22"/>
-          <w:szCs w:val="22"/>
+          <w:sz w:val="21"/>
+          <w:szCs w:val="21"/>
         </w:rPr>
         <w:t xml:space="preserve">Building in a checkpoint also prevents small errors from compounding: "After step three, double-check that the numbers match the report before moving on" catches mistakes early, rather than after the whole process is done.</w:t>
       </w:r>
@@ -1453,7 +1545,7 @@
     <w:p>
       <w:pPr>
         <w:shd w:fill="7D5BA6" w:val="clear"/>
-        <w:spacing w:after="150" w:before="500"/>
+        <w:spacing w:after="110" w:before="340"/>
       </w:pPr>
       <w:r>
         <w:rPr>
@@ -1461,8 +1553,8 @@
           <w:b/>
           <w:bCs/>
           <w:color w:val="FFFFFF"/>
-          <w:sz w:val="20"/>
-          <w:szCs w:val="20"/>
+          <w:sz w:val="18"/>
+          <w:szCs w:val="18"/>
         </w:rPr>
         <w:t xml:space="preserve">  ETAPA 3  </w:t>
       </w:r>
@@ -1472,15 +1564,27 @@
           <w:b/>
           <w:bCs/>
           <w:color w:val="FFFFFF"/>
-          <w:sz w:val="24"/>
-          <w:szCs w:val="24"/>
+          <w:sz w:val="23"/>
+          <w:szCs w:val="23"/>
         </w:rPr>
         <w:t xml:space="preserve">   Listening com Suporte em Áudio e Vídeo</w:t>
       </w:r>
-    </w:p>
-    <w:p>
-      <w:pPr>
-        <w:spacing w:after="160" w:line="300"/>
+      <w:r>
+        <w:rPr>
+          <w:rFonts w:ascii="Calibri" w:cs="Calibri" w:eastAsia="Calibri" w:hAnsi="Calibri"/>
+          <w:i/>
+          <w:iCs/>
+          <w:color w:val="D8E7F2"/>
+          <w:sz w:val="17"/>
+          <w:szCs w:val="17"/>
+        </w:rPr>
+        <w:br/>
+        <w:t xml:space="preserve">   Guided Listening</w:t>
+      </w:r>
+    </w:p>
+    <w:p>
+      <w:pPr>
+        <w:spacing w:after="120" w:line="276"/>
       </w:pPr>
       <w:r>
         <w:rPr>
@@ -1490,8 +1594,8 @@
           <w:i w:val="false"/>
           <w:iCs w:val="false"/>
           <w:color w:val="444444"/>
-          <w:sz w:val="22"/>
-          <w:szCs w:val="22"/>
+          <w:sz w:val="21"/>
+          <w:szCs w:val="21"/>
         </w:rPr>
         <w:t xml:space="preserve">Ouça o áudio deste tema (arquivo disponível para download na plataforma: audio/tema-60-giving-instructions.mp3) com o roteiro abaixo. Primeiro sem ler, depois acompanhando o texto.</w:t>
       </w:r>
@@ -1516,15 +1620,15 @@
           <w:tcPr>
             <w:shd w:fill="F1ECF7" w:val="clear"/>
             <w:tcMar>
-              <w:top w:type="dxa" w:w="150"/>
-              <w:left w:type="dxa" w:w="200"/>
-              <w:bottom w:type="dxa" w:w="150"/>
-              <w:right w:type="dxa" w:w="200"/>
+              <w:top w:type="dxa" w:w="110"/>
+              <w:left w:type="dxa" w:w="180"/>
+              <w:bottom w:type="dxa" w:w="110"/>
+              <w:right w:type="dxa" w:w="180"/>
             </w:tcMar>
           </w:tcPr>
           <w:p>
             <w:pPr>
-              <w:spacing w:after="80"/>
+              <w:spacing w:after="60"/>
             </w:pPr>
             <w:r>
               <w:rPr>
@@ -1532,38 +1636,38 @@
                 <w:b/>
                 <w:bCs/>
                 <w:color w:val="7D5BA6"/>
-                <w:sz w:val="21"/>
-                <w:szCs w:val="21"/>
+                <w:sz w:val="20"/>
+                <w:szCs w:val="20"/>
               </w:rPr>
               <w:t xml:space="preserve">Roteiro do áudio (Audio Script)</w:t>
             </w:r>
           </w:p>
           <w:p>
             <w:pPr>
-              <w:spacing w:after="60"/>
+              <w:spacing w:after="40"/>
             </w:pPr>
             <w:r>
               <w:rPr>
                 <w:rFonts w:ascii="Calibri" w:cs="Calibri" w:eastAsia="Calibri" w:hAnsi="Calibri"/>
                 <w:color w:val="444444"/>
-                <w:sz w:val="21"/>
-                <w:szCs w:val="21"/>
+                <w:sz w:val="20"/>
+                <w:szCs w:val="20"/>
               </w:rPr>
               <w:t xml:space="preserve">"Can you walk me through how to submit the expense report?"</w:t>
             </w:r>
           </w:p>
           <w:p>
             <w:pPr>
-              <w:spacing w:after="60"/>
+              <w:spacing w:after="40"/>
             </w:pPr>
             <w:r>
               <w:rPr>
                 <w:rFonts w:ascii="Calibri" w:cs="Calibri" w:eastAsia="Calibri" w:hAnsi="Calibri"/>
                 <w:color w:val="444444"/>
-                <w:sz w:val="21"/>
-                <w:szCs w:val="21"/>
-              </w:rPr>
-              <w:t xml:space="preserve">"Sure — first, fill out the form with your receipts attached. Once you've done that, submit it to your manager for approval. After approval, finance processes it within five business days."</w:t>
+                <w:sz w:val="20"/>
+                <w:szCs w:val="20"/>
+              </w:rPr>
+              <w:t xml:space="preserve">"Sure, first, fill out the form with your receipts attached. Once you've done that, submit it to your manager for approval. After approval, finance processes it within five business days."</w:t>
             </w:r>
           </w:p>
         </w:tc>
@@ -1571,7 +1675,7 @@
     </w:tbl>
     <w:p>
       <w:pPr>
-        <w:spacing w:after="160" w:line="300"/>
+        <w:spacing w:after="120" w:line="276"/>
       </w:pPr>
       <w:r>
         <w:rPr>
@@ -1581,16 +1685,16 @@
           <w:i w:val="false"/>
           <w:iCs w:val="false"/>
           <w:color w:val="444444"/>
-          <w:sz w:val="22"/>
-          <w:szCs w:val="22"/>
-        </w:rPr>
-        <w:t xml:space="preserve">Note a sequência explícita: "first", "once you've done that", "after" — sem espaço para ambiguidade.</w:t>
+          <w:sz w:val="21"/>
+          <w:szCs w:val="21"/>
+        </w:rPr>
+        <w:t xml:space="preserve">Note a sequência explícita: "first", "once you've done that", "after", sem espaço para ambiguidade.</w:t>
       </w:r>
     </w:p>
     <w:p>
       <w:pPr>
         <w:shd w:fill="C9762B" w:val="clear"/>
-        <w:spacing w:after="150" w:before="500"/>
+        <w:spacing w:after="110" w:before="340"/>
       </w:pPr>
       <w:r>
         <w:rPr>
@@ -1598,8 +1702,8 @@
           <w:b/>
           <w:bCs/>
           <w:color w:val="FFFFFF"/>
-          <w:sz w:val="20"/>
-          <w:szCs w:val="20"/>
+          <w:sz w:val="18"/>
+          <w:szCs w:val="18"/>
         </w:rPr>
         <w:t xml:space="preserve">  ETAPA 4  </w:t>
       </w:r>
@@ -1609,15 +1713,27 @@
           <w:b/>
           <w:bCs/>
           <w:color w:val="FFFFFF"/>
-          <w:sz w:val="24"/>
-          <w:szCs w:val="24"/>
+          <w:sz w:val="23"/>
+          <w:szCs w:val="23"/>
         </w:rPr>
         <w:t xml:space="preserve">   Writing como Preparação para a Fala</w:t>
       </w:r>
-    </w:p>
-    <w:p>
-      <w:pPr>
-        <w:spacing w:after="160" w:line="300"/>
+      <w:r>
+        <w:rPr>
+          <w:rFonts w:ascii="Calibri" w:cs="Calibri" w:eastAsia="Calibri" w:hAnsi="Calibri"/>
+          <w:i/>
+          <w:iCs/>
+          <w:color w:val="D8E7F2"/>
+          <w:sz w:val="17"/>
+          <w:szCs w:val="17"/>
+        </w:rPr>
+        <w:br/>
+        <w:t xml:space="preserve">   Writing Before Speaking</w:t>
+      </w:r>
+    </w:p>
+    <w:p>
+      <w:pPr>
+        <w:spacing w:after="120" w:line="276"/>
       </w:pPr>
       <w:r>
         <w:rPr>
@@ -1627,10 +1743,10 @@
           <w:i w:val="false"/>
           <w:iCs w:val="false"/>
           <w:color w:val="444444"/>
-          <w:sz w:val="22"/>
-          <w:szCs w:val="22"/>
-        </w:rPr>
-        <w:t xml:space="preserve">Antes de falar, escreva. Use as perguntas abaixo como guia e escreva de 4 a 6 frases — não precisa ser perfeito, precisa existir no papel primeiro.</w:t>
+          <w:sz w:val="21"/>
+          <w:szCs w:val="21"/>
+        </w:rPr>
+        <w:t xml:space="preserve">Antes de falar, escreva. Use as perguntas abaixo como guia e escreva de 4 a 6 frases: não precisa ser perfeito, precisa existir no papel primeiro.</w:t>
       </w:r>
     </w:p>
     <w:p>
@@ -1640,14 +1756,14 @@
           <w:ilvl w:val="0"/>
           <w:numId w:val="2"/>
         </w:numPr>
-        <w:spacing w:after="140" w:line="280"/>
+        <w:spacing w:after="100" w:line="264"/>
       </w:pPr>
       <w:r>
         <w:rPr>
           <w:rFonts w:ascii="Calibri" w:cs="Calibri" w:eastAsia="Calibri" w:hAnsi="Calibri"/>
           <w:color w:val="13293D"/>
-          <w:sz w:val="22"/>
-          <w:szCs w:val="22"/>
+          <w:sz w:val="21"/>
+          <w:szCs w:val="21"/>
         </w:rPr>
         <w:t xml:space="preserve">Write step-by-step instructions for a task you know well.</w:t>
       </w:r>
@@ -1659,14 +1775,14 @@
           <w:ilvl w:val="0"/>
           <w:numId w:val="2"/>
         </w:numPr>
-        <w:spacing w:after="140" w:line="280"/>
+        <w:spacing w:after="100" w:line="264"/>
       </w:pPr>
       <w:r>
         <w:rPr>
           <w:rFonts w:ascii="Calibri" w:cs="Calibri" w:eastAsia="Calibri" w:hAnsi="Calibri"/>
           <w:color w:val="13293D"/>
-          <w:sz w:val="22"/>
-          <w:szCs w:val="22"/>
+          <w:sz w:val="21"/>
+          <w:szCs w:val="21"/>
         </w:rPr>
         <w:t xml:space="preserve">What's a checkpoint you could build in to catch mistakes early?</w:t>
       </w:r>
@@ -1678,14 +1794,14 @@
           <w:ilvl w:val="0"/>
           <w:numId w:val="2"/>
         </w:numPr>
-        <w:spacing w:after="140" w:line="280"/>
+        <w:spacing w:after="100" w:line="264"/>
       </w:pPr>
       <w:r>
         <w:rPr>
           <w:rFonts w:ascii="Calibri" w:cs="Calibri" w:eastAsia="Calibri" w:hAnsi="Calibri"/>
           <w:color w:val="13293D"/>
-          <w:sz w:val="22"/>
-          <w:szCs w:val="22"/>
+          <w:sz w:val="21"/>
+          <w:szCs w:val="21"/>
         </w:rPr>
         <w:t xml:space="preserve">Describe a time you received (or gave) an ambiguous instruction. What went wrong?</w:t>
       </w:r>
@@ -1697,21 +1813,21 @@
           <w:ilvl w:val="0"/>
           <w:numId w:val="2"/>
         </w:numPr>
-        <w:spacing w:after="140" w:line="280"/>
+        <w:spacing w:after="100" w:line="264"/>
       </w:pPr>
       <w:r>
         <w:rPr>
           <w:rFonts w:ascii="Calibri" w:cs="Calibri" w:eastAsia="Calibri" w:hAnsi="Calibri"/>
           <w:color w:val="13293D"/>
-          <w:sz w:val="22"/>
-          <w:szCs w:val="22"/>
+          <w:sz w:val="21"/>
+          <w:szCs w:val="21"/>
         </w:rPr>
         <w:t xml:space="preserve">What prerequisites should someone know before starting that task?</w:t>
       </w:r>
     </w:p>
     <w:p>
       <w:pPr>
-        <w:spacing w:after="160" w:line="300"/>
+        <w:spacing w:after="120" w:line="276"/>
       </w:pPr>
       <w:r>
         <w:rPr>
@@ -1721,8 +1837,8 @@
           <w:i w:val="false"/>
           <w:iCs w:val="false"/>
           <w:color w:val="444444"/>
-          <w:sz w:val="22"/>
-          <w:szCs w:val="22"/>
+          <w:sz w:val="21"/>
+          <w:szCs w:val="21"/>
         </w:rPr>
         <w:t xml:space="preserve">Espaço para escrever:</w:t>
       </w:r>
@@ -1732,12 +1848,12 @@
         <w:pBdr>
           <w:bottom w:val="single" w:color="C9D6E3" w:sz="4" w:space="4"/>
         </w:pBdr>
-        <w:spacing w:after="220"/>
-      </w:pPr>
-      <w:r>
-        <w:rPr>
-          <w:sz w:val="22"/>
-          <w:szCs w:val="22"/>
+        <w:spacing w:after="160"/>
+      </w:pPr>
+      <w:r>
+        <w:rPr>
+          <w:sz w:val="21"/>
+          <w:szCs w:val="21"/>
         </w:rPr>
         <w:t xml:space="preserve"> </w:t>
       </w:r>
@@ -1747,12 +1863,12 @@
         <w:pBdr>
           <w:bottom w:val="single" w:color="C9D6E3" w:sz="4" w:space="4"/>
         </w:pBdr>
-        <w:spacing w:after="220"/>
-      </w:pPr>
-      <w:r>
-        <w:rPr>
-          <w:sz w:val="22"/>
-          <w:szCs w:val="22"/>
+        <w:spacing w:after="160"/>
+      </w:pPr>
+      <w:r>
+        <w:rPr>
+          <w:sz w:val="21"/>
+          <w:szCs w:val="21"/>
         </w:rPr>
         <w:t xml:space="preserve"> </w:t>
       </w:r>
@@ -1762,12 +1878,12 @@
         <w:pBdr>
           <w:bottom w:val="single" w:color="C9D6E3" w:sz="4" w:space="4"/>
         </w:pBdr>
-        <w:spacing w:after="220"/>
-      </w:pPr>
-      <w:r>
-        <w:rPr>
-          <w:sz w:val="22"/>
-          <w:szCs w:val="22"/>
+        <w:spacing w:after="160"/>
+      </w:pPr>
+      <w:r>
+        <w:rPr>
+          <w:sz w:val="21"/>
+          <w:szCs w:val="21"/>
         </w:rPr>
         <w:t xml:space="preserve"> </w:t>
       </w:r>
@@ -1777,12 +1893,12 @@
         <w:pBdr>
           <w:bottom w:val="single" w:color="C9D6E3" w:sz="4" w:space="4"/>
         </w:pBdr>
-        <w:spacing w:after="220"/>
-      </w:pPr>
-      <w:r>
-        <w:rPr>
-          <w:sz w:val="22"/>
-          <w:szCs w:val="22"/>
+        <w:spacing w:after="160"/>
+      </w:pPr>
+      <w:r>
+        <w:rPr>
+          <w:sz w:val="21"/>
+          <w:szCs w:val="21"/>
         </w:rPr>
         <w:t xml:space="preserve"> </w:t>
       </w:r>
@@ -1792,35 +1908,20 @@
         <w:pBdr>
           <w:bottom w:val="single" w:color="C9D6E3" w:sz="4" w:space="4"/>
         </w:pBdr>
-        <w:spacing w:after="220"/>
-      </w:pPr>
-      <w:r>
-        <w:rPr>
-          <w:sz w:val="22"/>
-          <w:szCs w:val="22"/>
+        <w:spacing w:after="160"/>
+      </w:pPr>
+      <w:r>
+        <w:rPr>
+          <w:sz w:val="21"/>
+          <w:szCs w:val="21"/>
         </w:rPr>
         <w:t xml:space="preserve"> </w:t>
       </w:r>
     </w:p>
     <w:p>
       <w:pPr>
-        <w:pBdr>
-          <w:bottom w:val="single" w:color="C9D6E3" w:sz="4" w:space="4"/>
-        </w:pBdr>
-        <w:spacing w:after="220"/>
-      </w:pPr>
-      <w:r>
-        <w:rPr>
-          <w:sz w:val="22"/>
-          <w:szCs w:val="22"/>
-        </w:rPr>
-        <w:t xml:space="preserve"> </w:t>
-      </w:r>
-    </w:p>
-    <w:p>
-      <w:pPr>
         <w:shd w:fill="B4483A" w:val="clear"/>
-        <w:spacing w:after="150" w:before="500"/>
+        <w:spacing w:after="110" w:before="340"/>
       </w:pPr>
       <w:r>
         <w:rPr>
@@ -1828,8 +1929,8 @@
           <w:b/>
           <w:bCs/>
           <w:color w:val="FFFFFF"/>
-          <w:sz w:val="20"/>
-          <w:szCs w:val="20"/>
+          <w:sz w:val="18"/>
+          <w:szCs w:val="18"/>
         </w:rPr>
         <w:t xml:space="preserve">  ETAPA 5  </w:t>
       </w:r>
@@ -1839,15 +1940,27 @@
           <w:b/>
           <w:bCs/>
           <w:color w:val="FFFFFF"/>
-          <w:sz w:val="24"/>
-          <w:szCs w:val="24"/>
+          <w:sz w:val="23"/>
+          <w:szCs w:val="23"/>
         </w:rPr>
         <w:t xml:space="preserve">   Gramática de Apoio Aplicada à Conversação</w:t>
       </w:r>
-    </w:p>
-    <w:p>
-      <w:pPr>
-        <w:spacing w:after="160" w:line="300"/>
+      <w:r>
+        <w:rPr>
+          <w:rFonts w:ascii="Calibri" w:cs="Calibri" w:eastAsia="Calibri" w:hAnsi="Calibri"/>
+          <w:i/>
+          <w:iCs/>
+          <w:color w:val="D8E7F2"/>
+          <w:sz w:val="17"/>
+          <w:szCs w:val="17"/>
+        </w:rPr>
+        <w:br/>
+        <w:t xml:space="preserve">   Grammar for Conversation</w:t>
+      </w:r>
+    </w:p>
+    <w:p>
+      <w:pPr>
+        <w:spacing w:after="120" w:line="276"/>
       </w:pPr>
       <w:r>
         <w:rPr>
@@ -1857,8 +1970,8 @@
           <w:i w:val="false"/>
           <w:iCs w:val="false"/>
           <w:color w:val="444444"/>
-          <w:sz w:val="22"/>
-          <w:szCs w:val="22"/>
+          <w:sz w:val="21"/>
+          <w:szCs w:val="21"/>
         </w:rPr>
         <w:t xml:space="preserve">Dar instruções claras depende do imperativo, de sequências condicionais e da voz passiva para descrever processos.</w:t>
       </w:r>
@@ -1889,10 +2002,10 @@
             <w:tcW w:type="dxa" w:w="2200"/>
             <w:shd w:fill="B4483A" w:val="clear"/>
             <w:tcMar>
-              <w:top w:type="dxa" w:w="100"/>
-              <w:left w:type="dxa" w:w="120"/>
-              <w:bottom w:type="dxa" w:w="100"/>
-              <w:right w:type="dxa" w:w="120"/>
+              <w:top w:type="dxa" w:w="80"/>
+              <w:left w:type="dxa" w:w="110"/>
+              <w:bottom w:type="dxa" w:w="80"/>
+              <w:right w:type="dxa" w:w="110"/>
             </w:tcMar>
             <w:vAlign w:val="center"/>
           </w:tcPr>
@@ -1903,8 +2016,8 @@
                 <w:b/>
                 <w:bCs/>
                 <w:color w:val="FFFFFF"/>
-                <w:sz w:val="20"/>
-                <w:szCs w:val="20"/>
+                <w:sz w:val="19"/>
+                <w:szCs w:val="19"/>
               </w:rPr>
               <w:t xml:space="preserve">Estrutura</w:t>
             </w:r>
@@ -1915,10 +2028,10 @@
             <w:tcW w:type="dxa" w:w="3600"/>
             <w:shd w:fill="B4483A" w:val="clear"/>
             <w:tcMar>
-              <w:top w:type="dxa" w:w="100"/>
-              <w:left w:type="dxa" w:w="120"/>
-              <w:bottom w:type="dxa" w:w="100"/>
-              <w:right w:type="dxa" w:w="120"/>
+              <w:top w:type="dxa" w:w="80"/>
+              <w:left w:type="dxa" w:w="110"/>
+              <w:bottom w:type="dxa" w:w="80"/>
+              <w:right w:type="dxa" w:w="110"/>
             </w:tcMar>
             <w:vAlign w:val="center"/>
           </w:tcPr>
@@ -1929,8 +2042,8 @@
                 <w:b/>
                 <w:bCs/>
                 <w:color w:val="FFFFFF"/>
-                <w:sz w:val="20"/>
-                <w:szCs w:val="20"/>
+                <w:sz w:val="19"/>
+                <w:szCs w:val="19"/>
               </w:rPr>
               <w:t xml:space="preserve">Exemplo (EN)</w:t>
             </w:r>
@@ -1941,10 +2054,10 @@
             <w:tcW w:type="dxa" w:w="3400"/>
             <w:shd w:fill="B4483A" w:val="clear"/>
             <w:tcMar>
-              <w:top w:type="dxa" w:w="100"/>
-              <w:left w:type="dxa" w:w="120"/>
-              <w:bottom w:type="dxa" w:w="100"/>
-              <w:right w:type="dxa" w:w="120"/>
+              <w:top w:type="dxa" w:w="80"/>
+              <w:left w:type="dxa" w:w="110"/>
+              <w:bottom w:type="dxa" w:w="80"/>
+              <w:right w:type="dxa" w:w="110"/>
             </w:tcMar>
             <w:vAlign w:val="center"/>
           </w:tcPr>
@@ -1955,8 +2068,8 @@
                 <w:b/>
                 <w:bCs/>
                 <w:color w:val="FFFFFF"/>
-                <w:sz w:val="20"/>
-                <w:szCs w:val="20"/>
+                <w:sz w:val="19"/>
+                <w:szCs w:val="19"/>
               </w:rPr>
               <w:t xml:space="preserve">Tradução (PT)</w:t>
             </w:r>
@@ -1968,10 +2081,10 @@
           <w:tcPr>
             <w:tcW w:type="dxa" w:w="2200"/>
             <w:tcMar>
-              <w:top w:type="dxa" w:w="90"/>
-              <w:left w:type="dxa" w:w="120"/>
-              <w:bottom w:type="dxa" w:w="90"/>
-              <w:right w:type="dxa" w:w="120"/>
+              <w:top w:type="dxa" w:w="70"/>
+              <w:left w:type="dxa" w:w="110"/>
+              <w:bottom w:type="dxa" w:w="70"/>
+              <w:right w:type="dxa" w:w="110"/>
             </w:tcMar>
             <w:vAlign w:val="center"/>
           </w:tcPr>
@@ -1984,8 +2097,8 @@
                 <w:i w:val="false"/>
                 <w:iCs w:val="false"/>
                 <w:color w:val="444444"/>
-                <w:sz w:val="20"/>
-                <w:szCs w:val="20"/>
+                <w:sz w:val="19"/>
+                <w:szCs w:val="19"/>
               </w:rPr>
               <w:t xml:space="preserve">Imperativo direto</w:t>
             </w:r>
@@ -1995,10 +2108,10 @@
           <w:tcPr>
             <w:tcW w:type="dxa" w:w="3600"/>
             <w:tcMar>
-              <w:top w:type="dxa" w:w="90"/>
-              <w:left w:type="dxa" w:w="120"/>
-              <w:bottom w:type="dxa" w:w="90"/>
-              <w:right w:type="dxa" w:w="120"/>
+              <w:top w:type="dxa" w:w="70"/>
+              <w:left w:type="dxa" w:w="110"/>
+              <w:bottom w:type="dxa" w:w="70"/>
+              <w:right w:type="dxa" w:w="110"/>
             </w:tcMar>
             <w:vAlign w:val="center"/>
           </w:tcPr>
@@ -2011,8 +2124,8 @@
                 <w:i/>
                 <w:iCs/>
                 <w:color w:val="444444"/>
-                <w:sz w:val="20"/>
-                <w:szCs w:val="20"/>
+                <w:sz w:val="19"/>
+                <w:szCs w:val="19"/>
               </w:rPr>
               <w:t xml:space="preserve">Fill out the form before submitting it.</w:t>
             </w:r>
@@ -2022,24 +2135,24 @@
           <w:tcPr>
             <w:tcW w:type="dxa" w:w="3400"/>
             <w:tcMar>
-              <w:top w:type="dxa" w:w="90"/>
-              <w:left w:type="dxa" w:w="120"/>
-              <w:bottom w:type="dxa" w:w="90"/>
-              <w:right w:type="dxa" w:w="120"/>
-            </w:tcMar>
-            <w:vAlign w:val="center"/>
-          </w:tcPr>
-          <w:p>
-            <w:r>
-              <w:rPr>
-                <w:rFonts w:ascii="Calibri" w:cs="Calibri" w:eastAsia="Calibri" w:hAnsi="Calibri"/>
-                <w:b w:val="false"/>
-                <w:bCs w:val="false"/>
-                <w:i w:val="false"/>
-                <w:iCs w:val="false"/>
-                <w:color w:val="444444"/>
-                <w:sz w:val="20"/>
-                <w:szCs w:val="20"/>
+              <w:top w:type="dxa" w:w="70"/>
+              <w:left w:type="dxa" w:w="110"/>
+              <w:bottom w:type="dxa" w:w="70"/>
+              <w:right w:type="dxa" w:w="110"/>
+            </w:tcMar>
+            <w:vAlign w:val="center"/>
+          </w:tcPr>
+          <w:p>
+            <w:r>
+              <w:rPr>
+                <w:rFonts w:ascii="Calibri" w:cs="Calibri" w:eastAsia="Calibri" w:hAnsi="Calibri"/>
+                <w:b w:val="false"/>
+                <w:bCs w:val="false"/>
+                <w:i w:val="false"/>
+                <w:iCs w:val="false"/>
+                <w:color w:val="444444"/>
+                <w:sz w:val="19"/>
+                <w:szCs w:val="19"/>
               </w:rPr>
               <w:t xml:space="preserve">Forma direta e universalmente aceita para dar instruções em inglês.</w:t>
             </w:r>
@@ -2051,10 +2164,10 @@
           <w:tcPr>
             <w:tcW w:type="dxa" w:w="2200"/>
             <w:tcMar>
-              <w:top w:type="dxa" w:w="90"/>
-              <w:left w:type="dxa" w:w="120"/>
-              <w:bottom w:type="dxa" w:w="90"/>
-              <w:right w:type="dxa" w:w="120"/>
+              <w:top w:type="dxa" w:w="70"/>
+              <w:left w:type="dxa" w:w="110"/>
+              <w:bottom w:type="dxa" w:w="70"/>
+              <w:right w:type="dxa" w:w="110"/>
             </w:tcMar>
             <w:vAlign w:val="center"/>
           </w:tcPr>
@@ -2067,8 +2180,8 @@
                 <w:i w:val="false"/>
                 <w:iCs w:val="false"/>
                 <w:color w:val="444444"/>
-                <w:sz w:val="20"/>
-                <w:szCs w:val="20"/>
+                <w:sz w:val="19"/>
+                <w:szCs w:val="19"/>
               </w:rPr>
               <w:t xml:space="preserve">Once you've + particípio, ...
 (sequência condicional)</w:t>
@@ -2079,10 +2192,10 @@
           <w:tcPr>
             <w:tcW w:type="dxa" w:w="3600"/>
             <w:tcMar>
-              <w:top w:type="dxa" w:w="90"/>
-              <w:left w:type="dxa" w:w="120"/>
-              <w:bottom w:type="dxa" w:w="90"/>
-              <w:right w:type="dxa" w:w="120"/>
+              <w:top w:type="dxa" w:w="70"/>
+              <w:left w:type="dxa" w:w="110"/>
+              <w:bottom w:type="dxa" w:w="70"/>
+              <w:right w:type="dxa" w:w="110"/>
             </w:tcMar>
             <w:vAlign w:val="center"/>
           </w:tcPr>
@@ -2095,8 +2208,8 @@
                 <w:i/>
                 <w:iCs/>
                 <w:color w:val="444444"/>
-                <w:sz w:val="20"/>
-                <w:szCs w:val="20"/>
+                <w:sz w:val="19"/>
+                <w:szCs w:val="19"/>
               </w:rPr>
               <w:t xml:space="preserve">Once you've submitted the form, wait for approval.</w:t>
             </w:r>
@@ -2106,24 +2219,24 @@
           <w:tcPr>
             <w:tcW w:type="dxa" w:w="3400"/>
             <w:tcMar>
-              <w:top w:type="dxa" w:w="90"/>
-              <w:left w:type="dxa" w:w="120"/>
-              <w:bottom w:type="dxa" w:w="90"/>
-              <w:right w:type="dxa" w:w="120"/>
-            </w:tcMar>
-            <w:vAlign w:val="center"/>
-          </w:tcPr>
-          <w:p>
-            <w:r>
-              <w:rPr>
-                <w:rFonts w:ascii="Calibri" w:cs="Calibri" w:eastAsia="Calibri" w:hAnsi="Calibri"/>
-                <w:b w:val="false"/>
-                <w:bCs w:val="false"/>
-                <w:i w:val="false"/>
-                <w:iCs w:val="false"/>
-                <w:color w:val="444444"/>
-                <w:sz w:val="20"/>
-                <w:szCs w:val="20"/>
+              <w:top w:type="dxa" w:w="70"/>
+              <w:left w:type="dxa" w:w="110"/>
+              <w:bottom w:type="dxa" w:w="70"/>
+              <w:right w:type="dxa" w:w="110"/>
+            </w:tcMar>
+            <w:vAlign w:val="center"/>
+          </w:tcPr>
+          <w:p>
+            <w:r>
+              <w:rPr>
+                <w:rFonts w:ascii="Calibri" w:cs="Calibri" w:eastAsia="Calibri" w:hAnsi="Calibri"/>
+                <w:b w:val="false"/>
+                <w:bCs w:val="false"/>
+                <w:i w:val="false"/>
+                <w:iCs w:val="false"/>
+                <w:color w:val="444444"/>
+                <w:sz w:val="19"/>
+                <w:szCs w:val="19"/>
               </w:rPr>
               <w:t xml:space="preserve">Usado para indicar que uma ação só deve ocorrer depois que outra foi concluída.</w:t>
             </w:r>
@@ -2135,10 +2248,10 @@
           <w:tcPr>
             <w:tcW w:type="dxa" w:w="2200"/>
             <w:tcMar>
-              <w:top w:type="dxa" w:w="90"/>
-              <w:left w:type="dxa" w:w="120"/>
-              <w:bottom w:type="dxa" w:w="90"/>
-              <w:right w:type="dxa" w:w="120"/>
+              <w:top w:type="dxa" w:w="70"/>
+              <w:left w:type="dxa" w:w="110"/>
+              <w:bottom w:type="dxa" w:w="70"/>
+              <w:right w:type="dxa" w:w="110"/>
             </w:tcMar>
             <w:vAlign w:val="center"/>
           </w:tcPr>
@@ -2151,8 +2264,8 @@
                 <w:i w:val="false"/>
                 <w:iCs w:val="false"/>
                 <w:color w:val="444444"/>
-                <w:sz w:val="20"/>
-                <w:szCs w:val="20"/>
+                <w:sz w:val="19"/>
+                <w:szCs w:val="19"/>
               </w:rPr>
               <w:t xml:space="preserve">Voz passiva
 (descrição de processo)</w:t>
@@ -2163,10 +2276,10 @@
           <w:tcPr>
             <w:tcW w:type="dxa" w:w="3600"/>
             <w:tcMar>
-              <w:top w:type="dxa" w:w="90"/>
-              <w:left w:type="dxa" w:w="120"/>
-              <w:bottom w:type="dxa" w:w="90"/>
-              <w:right w:type="dxa" w:w="120"/>
+              <w:top w:type="dxa" w:w="70"/>
+              <w:left w:type="dxa" w:w="110"/>
+              <w:bottom w:type="dxa" w:w="70"/>
+              <w:right w:type="dxa" w:w="110"/>
             </w:tcMar>
             <w:vAlign w:val="center"/>
           </w:tcPr>
@@ -2179,8 +2292,8 @@
                 <w:i/>
                 <w:iCs/>
                 <w:color w:val="444444"/>
-                <w:sz w:val="20"/>
-                <w:szCs w:val="20"/>
+                <w:sz w:val="19"/>
+                <w:szCs w:val="19"/>
               </w:rPr>
               <w:t xml:space="preserve">The form is reviewed before it's approved.</w:t>
             </w:r>
@@ -2190,24 +2303,24 @@
           <w:tcPr>
             <w:tcW w:type="dxa" w:w="3400"/>
             <w:tcMar>
-              <w:top w:type="dxa" w:w="90"/>
-              <w:left w:type="dxa" w:w="120"/>
-              <w:bottom w:type="dxa" w:w="90"/>
-              <w:right w:type="dxa" w:w="120"/>
-            </w:tcMar>
-            <w:vAlign w:val="center"/>
-          </w:tcPr>
-          <w:p>
-            <w:r>
-              <w:rPr>
-                <w:rFonts w:ascii="Calibri" w:cs="Calibri" w:eastAsia="Calibri" w:hAnsi="Calibri"/>
-                <w:b w:val="false"/>
-                <w:bCs w:val="false"/>
-                <w:i w:val="false"/>
-                <w:iCs w:val="false"/>
-                <w:color w:val="444444"/>
-                <w:sz w:val="20"/>
-                <w:szCs w:val="20"/>
+              <w:top w:type="dxa" w:w="70"/>
+              <w:left w:type="dxa" w:w="110"/>
+              <w:bottom w:type="dxa" w:w="70"/>
+              <w:right w:type="dxa" w:w="110"/>
+            </w:tcMar>
+            <w:vAlign w:val="center"/>
+          </w:tcPr>
+          <w:p>
+            <w:r>
+              <w:rPr>
+                <w:rFonts w:ascii="Calibri" w:cs="Calibri" w:eastAsia="Calibri" w:hAnsi="Calibri"/>
+                <w:b w:val="false"/>
+                <w:bCs w:val="false"/>
+                <w:i w:val="false"/>
+                <w:iCs w:val="false"/>
+                <w:color w:val="444444"/>
+                <w:sz w:val="19"/>
+                <w:szCs w:val="19"/>
               </w:rPr>
               <w:t xml:space="preserve">Usado para descrever um processo de forma neutra, sem focar em quem executa cada etapa.</w:t>
             </w:r>
@@ -2217,7 +2330,7 @@
     </w:tbl>
     <w:p>
       <w:pPr>
-        <w:spacing w:after="160" w:line="300"/>
+        <w:spacing w:after="120" w:line="276"/>
       </w:pPr>
       <w:r>
         <w:rPr>
@@ -2227,16 +2340,16 @@
           <w:i w:val="false"/>
           <w:iCs w:val="false"/>
           <w:color w:val="444444"/>
-          <w:sz w:val="22"/>
-          <w:szCs w:val="22"/>
-        </w:rPr>
-        <w:t xml:space="preserve">Dica prática: "once you've + particípio" é a estrutura mais confiável para eliminar ambiguidade de sequência — deixa claríssimo que uma etapa depende da conclusão da anterior.</w:t>
+          <w:sz w:val="21"/>
+          <w:szCs w:val="21"/>
+        </w:rPr>
+        <w:t xml:space="preserve">Dica prática: "once you've + particípio" é a estrutura mais confiável para eliminar ambiguidade de sequência, deixa claríssimo que uma etapa depende da conclusão da anterior.</w:t>
       </w:r>
     </w:p>
     <w:p>
       <w:pPr>
         <w:shd w:fill="1690A8" w:val="clear"/>
-        <w:spacing w:after="150" w:before="500"/>
+        <w:spacing w:after="110" w:before="340"/>
       </w:pPr>
       <w:r>
         <w:rPr>
@@ -2244,8 +2357,8 @@
           <w:b/>
           <w:bCs/>
           <w:color w:val="FFFFFF"/>
-          <w:sz w:val="20"/>
-          <w:szCs w:val="20"/>
+          <w:sz w:val="18"/>
+          <w:szCs w:val="18"/>
         </w:rPr>
         <w:t xml:space="preserve">  ETAPA 6  </w:t>
       </w:r>
@@ -2255,15 +2368,27 @@
           <w:b/>
           <w:bCs/>
           <w:color w:val="FFFFFF"/>
-          <w:sz w:val="24"/>
-          <w:szCs w:val="24"/>
-        </w:rPr>
-        <w:t xml:space="preserve">   Speaking — Perguntas Abertas</w:t>
-      </w:r>
-    </w:p>
-    <w:p>
-      <w:pPr>
-        <w:spacing w:after="160" w:line="300"/>
+          <w:sz w:val="23"/>
+          <w:szCs w:val="23"/>
+        </w:rPr>
+        <w:t xml:space="preserve">   Speaking: Perguntas Abertas</w:t>
+      </w:r>
+      <w:r>
+        <w:rPr>
+          <w:rFonts w:ascii="Calibri" w:cs="Calibri" w:eastAsia="Calibri" w:hAnsi="Calibri"/>
+          <w:i/>
+          <w:iCs/>
+          <w:color w:val="D8E7F2"/>
+          <w:sz w:val="17"/>
+          <w:szCs w:val="17"/>
+        </w:rPr>
+        <w:br/>
+        <w:t xml:space="preserve">   Open-Ended Speaking</w:t>
+      </w:r>
+    </w:p>
+    <w:p>
+      <w:pPr>
+        <w:spacing w:after="120" w:line="276"/>
       </w:pPr>
       <w:r>
         <w:rPr>
@@ -2273,10 +2398,10 @@
           <w:i w:val="false"/>
           <w:iCs w:val="false"/>
           <w:color w:val="444444"/>
-          <w:sz w:val="22"/>
-          <w:szCs w:val="22"/>
-        </w:rPr>
-        <w:t xml:space="preserve">Responda em voz alta, gravando se possível. Não vale responder em uma frase só — use o que você escreveu na Etapa 4 como base, mas fale livremente.</w:t>
+          <w:sz w:val="21"/>
+          <w:szCs w:val="21"/>
+        </w:rPr>
+        <w:t xml:space="preserve">Responda em voz alta, gravando se possível. Não vale responder em uma frase só: use o que você escreveu na Etapa 4 como base, mas fale livremente.</w:t>
       </w:r>
     </w:p>
     <w:p>
@@ -2286,14 +2411,14 @@
           <w:ilvl w:val="0"/>
           <w:numId w:val="2"/>
         </w:numPr>
-        <w:spacing w:after="140" w:line="280"/>
+        <w:spacing w:after="100" w:line="264"/>
       </w:pPr>
       <w:r>
         <w:rPr>
           <w:rFonts w:ascii="Calibri" w:cs="Calibri" w:eastAsia="Calibri" w:hAnsi="Calibri"/>
           <w:color w:val="13293D"/>
-          <w:sz w:val="22"/>
-          <w:szCs w:val="22"/>
+          <w:sz w:val="21"/>
+          <w:szCs w:val="21"/>
         </w:rPr>
         <w:t xml:space="preserve">Walk me through the steps of a task you know really well, as if teaching someone new.</w:t>
       </w:r>
@@ -2305,14 +2430,14 @@
           <w:ilvl w:val="0"/>
           <w:numId w:val="2"/>
         </w:numPr>
-        <w:spacing w:after="140" w:line="280"/>
+        <w:spacing w:after="100" w:line="264"/>
       </w:pPr>
       <w:r>
         <w:rPr>
           <w:rFonts w:ascii="Calibri" w:cs="Calibri" w:eastAsia="Calibri" w:hAnsi="Calibri"/>
           <w:color w:val="13293D"/>
-          <w:sz w:val="22"/>
-          <w:szCs w:val="22"/>
+          <w:sz w:val="21"/>
+          <w:szCs w:val="21"/>
         </w:rPr>
         <w:t xml:space="preserve">What's a checkpoint you'd build into a process to catch mistakes early?</w:t>
       </w:r>
@@ -2324,14 +2449,14 @@
           <w:ilvl w:val="0"/>
           <w:numId w:val="2"/>
         </w:numPr>
-        <w:spacing w:after="140" w:line="280"/>
+        <w:spacing w:after="100" w:line="264"/>
       </w:pPr>
       <w:r>
         <w:rPr>
           <w:rFonts w:ascii="Calibri" w:cs="Calibri" w:eastAsia="Calibri" w:hAnsi="Calibri"/>
           <w:color w:val="13293D"/>
-          <w:sz w:val="22"/>
-          <w:szCs w:val="22"/>
+          <w:sz w:val="21"/>
+          <w:szCs w:val="21"/>
         </w:rPr>
         <w:t xml:space="preserve">Describe a time an ambiguous instruction caused a real problem.</w:t>
       </w:r>
@@ -2343,14 +2468,14 @@
           <w:ilvl w:val="0"/>
           <w:numId w:val="2"/>
         </w:numPr>
-        <w:spacing w:after="140" w:line="280"/>
+        <w:spacing w:after="100" w:line="264"/>
       </w:pPr>
       <w:r>
         <w:rPr>
           <w:rFonts w:ascii="Calibri" w:cs="Calibri" w:eastAsia="Calibri" w:hAnsi="Calibri"/>
           <w:color w:val="13293D"/>
-          <w:sz w:val="22"/>
-          <w:szCs w:val="22"/>
+          <w:sz w:val="21"/>
+          <w:szCs w:val="21"/>
         </w:rPr>
         <w:t xml:space="preserve">How do you make sure someone actually understood your instructions, not just heard them?</w:t>
       </w:r>
@@ -2362,14 +2487,14 @@
           <w:ilvl w:val="0"/>
           <w:numId w:val="2"/>
         </w:numPr>
-        <w:spacing w:after="140" w:line="280"/>
+        <w:spacing w:after="100" w:line="264"/>
       </w:pPr>
       <w:r>
         <w:rPr>
           <w:rFonts w:ascii="Calibri" w:cs="Calibri" w:eastAsia="Calibri" w:hAnsi="Calibri"/>
           <w:color w:val="13293D"/>
-          <w:sz w:val="22"/>
-          <w:szCs w:val="22"/>
+          <w:sz w:val="21"/>
+          <w:szCs w:val="21"/>
         </w:rPr>
         <w:t xml:space="preserve">What's the difference between giving instructions and micromanaging someone?</w:t>
       </w:r>
@@ -2381,14 +2506,14 @@
           <w:ilvl w:val="0"/>
           <w:numId w:val="2"/>
         </w:numPr>
-        <w:spacing w:after="140" w:line="280"/>
+        <w:spacing w:after="100" w:line="264"/>
       </w:pPr>
       <w:r>
         <w:rPr>
           <w:rFonts w:ascii="Calibri" w:cs="Calibri" w:eastAsia="Calibri" w:hAnsi="Calibri"/>
           <w:color w:val="13293D"/>
-          <w:sz w:val="22"/>
-          <w:szCs w:val="22"/>
+          <w:sz w:val="21"/>
+          <w:szCs w:val="21"/>
         </w:rPr>
         <w:t xml:space="preserve">How do you adjust your instructions for someone doing a task for the first time?</w:t>
       </w:r>
@@ -2400,14 +2525,14 @@
           <w:ilvl w:val="0"/>
           <w:numId w:val="2"/>
         </w:numPr>
-        <w:spacing w:after="140" w:line="280"/>
+        <w:spacing w:after="100" w:line="264"/>
       </w:pPr>
       <w:r>
         <w:rPr>
           <w:rFonts w:ascii="Calibri" w:cs="Calibri" w:eastAsia="Calibri" w:hAnsi="Calibri"/>
           <w:color w:val="13293D"/>
-          <w:sz w:val="22"/>
-          <w:szCs w:val="22"/>
+          <w:sz w:val="21"/>
+          <w:szCs w:val="21"/>
         </w:rPr>
         <w:t xml:space="preserve">What's your approach to instructions when the task involves several possible paths?</w:t>
       </w:r>
@@ -2419,14 +2544,14 @@
           <w:ilvl w:val="0"/>
           <w:numId w:val="2"/>
         </w:numPr>
-        <w:spacing w:after="140" w:line="280"/>
+        <w:spacing w:after="100" w:line="264"/>
       </w:pPr>
       <w:r>
         <w:rPr>
           <w:rFonts w:ascii="Calibri" w:cs="Calibri" w:eastAsia="Calibri" w:hAnsi="Calibri"/>
           <w:color w:val="13293D"/>
-          <w:sz w:val="22"/>
-          <w:szCs w:val="22"/>
+          <w:sz w:val="21"/>
+          <w:szCs w:val="21"/>
         </w:rPr>
         <w:t xml:space="preserve">How do you handle it when someone follows instructions but still gets it wrong?</w:t>
       </w:r>
@@ -2438,14 +2563,14 @@
           <w:ilvl w:val="0"/>
           <w:numId w:val="2"/>
         </w:numPr>
-        <w:spacing w:after="140" w:line="280"/>
+        <w:spacing w:after="100" w:line="264"/>
       </w:pPr>
       <w:r>
         <w:rPr>
           <w:rFonts w:ascii="Calibri" w:cs="Calibri" w:eastAsia="Calibri" w:hAnsi="Calibri"/>
           <w:color w:val="13293D"/>
-          <w:sz w:val="22"/>
-          <w:szCs w:val="22"/>
+          <w:sz w:val="21"/>
+          <w:szCs w:val="21"/>
         </w:rPr>
         <w:t xml:space="preserve">What's a prerequisite people often skip before starting a task you're familiar with?</w:t>
       </w:r>
@@ -2457,21 +2582,21 @@
           <w:ilvl w:val="0"/>
           <w:numId w:val="2"/>
         </w:numPr>
-        <w:spacing w:after="140" w:line="280"/>
+        <w:spacing w:after="100" w:line="264"/>
       </w:pPr>
       <w:r>
         <w:rPr>
           <w:rFonts w:ascii="Calibri" w:cs="Calibri" w:eastAsia="Calibri" w:hAnsi="Calibri"/>
           <w:color w:val="13293D"/>
-          <w:sz w:val="22"/>
-          <w:szCs w:val="22"/>
+          <w:sz w:val="21"/>
+          <w:szCs w:val="21"/>
         </w:rPr>
         <w:t xml:space="preserve">How do written instructions differ from spoken ones, in your experience?</w:t>
       </w:r>
     </w:p>
     <w:p>
       <w:pPr>
-        <w:spacing w:after="160" w:line="300"/>
+        <w:spacing w:after="120" w:line="276"/>
       </w:pPr>
       <w:r>
         <w:rPr>
@@ -2481,8 +2606,8 @@
           <w:i w:val="false"/>
           <w:iCs w:val="false"/>
           <w:color w:val="444444"/>
-          <w:sz w:val="22"/>
-          <w:szCs w:val="22"/>
+          <w:sz w:val="21"/>
+          <w:szCs w:val="21"/>
         </w:rPr>
         <w:t xml:space="preserve">Expressões úteis para esta conversa:</w:t>
       </w:r>
@@ -2494,16 +2619,16 @@
           <w:ilvl w:val="0"/>
           <w:numId w:val="3"/>
         </w:numPr>
-        <w:spacing w:after="80"/>
+        <w:spacing w:after="60"/>
       </w:pPr>
       <w:r>
         <w:rPr>
           <w:rFonts w:ascii="Calibri" w:cs="Calibri" w:eastAsia="Calibri" w:hAnsi="Calibri"/>
           <w:color w:val="444444"/>
-          <w:sz w:val="21"/>
-          <w:szCs w:val="21"/>
-        </w:rPr>
-        <w:t xml:space="preserve">"Let me walk you through this step-by-step." — abertura clássica de instrução.</w:t>
+          <w:sz w:val="20"/>
+          <w:szCs w:val="20"/>
+        </w:rPr>
+        <w:t xml:space="preserve">"Let me walk you through this step-by-step.", abertura clássica de instrução.</w:t>
       </w:r>
     </w:p>
     <w:p>
@@ -2513,16 +2638,16 @@
           <w:ilvl w:val="0"/>
           <w:numId w:val="3"/>
         </w:numPr>
-        <w:spacing w:after="80"/>
+        <w:spacing w:after="60"/>
       </w:pPr>
       <w:r>
         <w:rPr>
           <w:rFonts w:ascii="Calibri" w:cs="Calibri" w:eastAsia="Calibri" w:hAnsi="Calibri"/>
           <w:color w:val="444444"/>
-          <w:sz w:val="21"/>
-          <w:szCs w:val="21"/>
-        </w:rPr>
-        <w:t xml:space="preserve">"Once you've done that, ..." — para sequenciar etapas com clareza.</w:t>
+          <w:sz w:val="20"/>
+          <w:szCs w:val="20"/>
+        </w:rPr>
+        <w:t xml:space="preserve">"Once you've done that, ...", para sequenciar etapas com clareza.</w:t>
       </w:r>
     </w:p>
     <w:p>
@@ -2532,16 +2657,16 @@
           <w:ilvl w:val="0"/>
           <w:numId w:val="3"/>
         </w:numPr>
-        <w:spacing w:after="80"/>
+        <w:spacing w:after="60"/>
       </w:pPr>
       <w:r>
         <w:rPr>
           <w:rFonts w:ascii="Calibri" w:cs="Calibri" w:eastAsia="Calibri" w:hAnsi="Calibri"/>
           <w:color w:val="444444"/>
-          <w:sz w:val="21"/>
-          <w:szCs w:val="21"/>
-        </w:rPr>
-        <w:t xml:space="preserve">"Just to clarify..." — para eliminar ambiguidade no meio da explicação.</w:t>
+          <w:sz w:val="20"/>
+          <w:szCs w:val="20"/>
+        </w:rPr>
+        <w:t xml:space="preserve">"Just to clarify...", para eliminar ambiguidade no meio da explicação.</w:t>
       </w:r>
     </w:p>
     <w:p>
@@ -2551,22 +2676,22 @@
           <w:ilvl w:val="0"/>
           <w:numId w:val="3"/>
         </w:numPr>
-        <w:spacing w:after="80"/>
+        <w:spacing w:after="60"/>
       </w:pPr>
       <w:r>
         <w:rPr>
           <w:rFonts w:ascii="Calibri" w:cs="Calibri" w:eastAsia="Calibri" w:hAnsi="Calibri"/>
           <w:color w:val="444444"/>
-          <w:sz w:val="21"/>
-          <w:szCs w:val="21"/>
-        </w:rPr>
-        <w:t xml:space="preserve">"Make sure to double-check before..." — para reforçar um ponto crítico.</w:t>
+          <w:sz w:val="20"/>
+          <w:szCs w:val="20"/>
+        </w:rPr>
+        <w:t xml:space="preserve">"Make sure to double-check before...", para reforçar um ponto crítico.</w:t>
       </w:r>
     </w:p>
     <w:p>
       <w:pPr>
         <w:shd w:fill="A67C2E" w:val="clear"/>
-        <w:spacing w:after="150" w:before="500"/>
+        <w:spacing w:after="110" w:before="340"/>
       </w:pPr>
       <w:r>
         <w:rPr>
@@ -2574,8 +2699,8 @@
           <w:b/>
           <w:bCs/>
           <w:color w:val="FFFFFF"/>
-          <w:sz w:val="20"/>
-          <w:szCs w:val="20"/>
+          <w:sz w:val="18"/>
+          <w:szCs w:val="18"/>
         </w:rPr>
         <w:t xml:space="preserve">  ETAPA EX  </w:t>
       </w:r>
@@ -2585,15 +2710,27 @@
           <w:b/>
           <w:bCs/>
           <w:color w:val="FFFFFF"/>
-          <w:sz w:val="24"/>
-          <w:szCs w:val="24"/>
+          <w:sz w:val="23"/>
+          <w:szCs w:val="23"/>
         </w:rPr>
         <w:t xml:space="preserve">   Complete com a Palavra Certa</w:t>
       </w:r>
-    </w:p>
-    <w:p>
-      <w:pPr>
-        <w:spacing w:after="160" w:line="300"/>
+      <w:r>
+        <w:rPr>
+          <w:rFonts w:ascii="Calibri" w:cs="Calibri" w:eastAsia="Calibri" w:hAnsi="Calibri"/>
+          <w:i/>
+          <w:iCs/>
+          <w:color w:val="D8E7F2"/>
+          <w:sz w:val="17"/>
+          <w:szCs w:val="17"/>
+        </w:rPr>
+        <w:br/>
+        <w:t xml:space="preserve">   Vocabulary Check</w:t>
+      </w:r>
+    </w:p>
+    <w:p>
+      <w:pPr>
+        <w:spacing w:after="120" w:line="276"/>
       </w:pPr>
       <w:r>
         <w:rPr>
@@ -2603,8 +2740,8 @@
           <w:i w:val="false"/>
           <w:iCs w:val="false"/>
           <w:color w:val="444444"/>
-          <w:sz w:val="22"/>
-          <w:szCs w:val="22"/>
+          <w:sz w:val="21"/>
+          <w:szCs w:val="21"/>
         </w:rPr>
         <w:t xml:space="preserve">Complete cada frase com uma palavra ou expressão da Etapa 1. Gabarito ao final desta seção.</w:t>
       </w:r>
@@ -2616,14 +2753,14 @@
           <w:ilvl w:val="0"/>
           <w:numId w:val="2"/>
         </w:numPr>
-        <w:spacing w:after="140" w:line="280"/>
+        <w:spacing w:after="100" w:line="264"/>
       </w:pPr>
       <w:r>
         <w:rPr>
           <w:rFonts w:ascii="Calibri" w:cs="Calibri" w:eastAsia="Calibri" w:hAnsi="Calibri"/>
           <w:color w:val="13293D"/>
-          <w:sz w:val="22"/>
-          <w:szCs w:val="22"/>
+          <w:sz w:val="21"/>
+          <w:szCs w:val="21"/>
         </w:rPr>
         <w:t xml:space="preserve">Let me walk you through this ______.</w:t>
       </w:r>
@@ -2635,14 +2772,14 @@
           <w:ilvl w:val="0"/>
           <w:numId w:val="2"/>
         </w:numPr>
-        <w:spacing w:after="140" w:line="280"/>
+        <w:spacing w:after="100" w:line="264"/>
       </w:pPr>
       <w:r>
         <w:rPr>
           <w:rFonts w:ascii="Calibri" w:cs="Calibri" w:eastAsia="Calibri" w:hAnsi="Calibri"/>
           <w:color w:val="13293D"/>
-          <w:sz w:val="22"/>
-          <w:szCs w:val="22"/>
+          <w:sz w:val="21"/>
+          <w:szCs w:val="21"/>
         </w:rPr>
         <w:t xml:space="preserve">Make sure you've met the ______ before starting.</w:t>
       </w:r>
@@ -2654,14 +2791,14 @@
           <w:ilvl w:val="0"/>
           <w:numId w:val="2"/>
         </w:numPr>
-        <w:spacing w:after="140" w:line="280"/>
+        <w:spacing w:after="100" w:line="264"/>
       </w:pPr>
       <w:r>
         <w:rPr>
           <w:rFonts w:ascii="Calibri" w:cs="Calibri" w:eastAsia="Calibri" w:hAnsi="Calibri"/>
           <w:color w:val="13293D"/>
-          <w:sz w:val="22"/>
-          <w:szCs w:val="22"/>
+          <w:sz w:val="21"/>
+          <w:szCs w:val="21"/>
         </w:rPr>
         <w:t xml:space="preserve">That instruction was a bit ______, so people did it differently.</w:t>
       </w:r>
@@ -2673,14 +2810,14 @@
           <w:ilvl w:val="0"/>
           <w:numId w:val="2"/>
         </w:numPr>
-        <w:spacing w:after="140" w:line="280"/>
+        <w:spacing w:after="100" w:line="264"/>
       </w:pPr>
       <w:r>
         <w:rPr>
           <w:rFonts w:ascii="Calibri" w:cs="Calibri" w:eastAsia="Calibri" w:hAnsi="Calibri"/>
           <w:color w:val="13293D"/>
-          <w:sz w:val="22"/>
-          <w:szCs w:val="22"/>
+          <w:sz w:val="21"/>
+          <w:szCs w:val="21"/>
         </w:rPr>
         <w:t xml:space="preserve">There's a ______ after step three to confirm everything's correct.</w:t>
       </w:r>
@@ -2692,21 +2829,21 @@
           <w:ilvl w:val="0"/>
           <w:numId w:val="2"/>
         </w:numPr>
-        <w:spacing w:after="140" w:line="280"/>
+        <w:spacing w:after="100" w:line="264"/>
       </w:pPr>
       <w:r>
         <w:rPr>
           <w:rFonts w:ascii="Calibri" w:cs="Calibri" w:eastAsia="Calibri" w:hAnsi="Calibri"/>
           <w:color w:val="13293D"/>
-          <w:sz w:val="22"/>
-          <w:szCs w:val="22"/>
+          <w:sz w:val="21"/>
+          <w:szCs w:val="21"/>
         </w:rPr>
         <w:t xml:space="preserve">Always ______ before submitting the form.</w:t>
       </w:r>
     </w:p>
     <w:p>
       <w:pPr>
-        <w:spacing w:after="160" w:line="300"/>
+        <w:spacing w:after="120" w:line="276"/>
       </w:pPr>
       <w:r>
         <w:rPr>
@@ -2716,8 +2853,8 @@
           <w:i/>
           <w:iCs/>
           <w:color w:val="444444"/>
-          <w:sz w:val="22"/>
-          <w:szCs w:val="22"/>
+          <w:sz w:val="21"/>
+          <w:szCs w:val="21"/>
         </w:rPr>
         <w:t xml:space="preserve">Gabarito: 1) step-by-step   2) prerequisites   3) ambiguous   4) checkpoint   5) double-check</w:t>
       </w:r>
@@ -2725,7 +2862,7 @@
     <w:p>
       <w:pPr>
         <w:shd w:fill="1B3B57" w:val="clear"/>
-        <w:spacing w:after="150" w:before="500"/>
+        <w:spacing w:after="110" w:before="340"/>
       </w:pPr>
       <w:r>
         <w:rPr>
@@ -2733,8 +2870,8 @@
           <w:b/>
           <w:bCs/>
           <w:color w:val="FFFFFF"/>
-          <w:sz w:val="20"/>
-          <w:szCs w:val="20"/>
+          <w:sz w:val="18"/>
+          <w:szCs w:val="18"/>
         </w:rPr>
         <w:t xml:space="preserve">  ETAPA 7  </w:t>
       </w:r>
@@ -2744,15 +2881,27 @@
           <w:b/>
           <w:bCs/>
           <w:color w:val="FFFFFF"/>
-          <w:sz w:val="24"/>
-          <w:szCs w:val="24"/>
+          <w:sz w:val="23"/>
+          <w:szCs w:val="23"/>
         </w:rPr>
         <w:t xml:space="preserve">   Autoavaliação de Performance</w:t>
       </w:r>
-    </w:p>
-    <w:p>
-      <w:pPr>
-        <w:spacing w:after="160" w:line="300"/>
+      <w:r>
+        <w:rPr>
+          <w:rFonts w:ascii="Calibri" w:cs="Calibri" w:eastAsia="Calibri" w:hAnsi="Calibri"/>
+          <w:i/>
+          <w:iCs/>
+          <w:color w:val="D8E7F2"/>
+          <w:sz w:val="17"/>
+          <w:szCs w:val="17"/>
+        </w:rPr>
+        <w:br/>
+        <w:t xml:space="preserve">   Self-Assessment</w:t>
+      </w:r>
+    </w:p>
+    <w:p>
+      <w:pPr>
+        <w:spacing w:after="120" w:line="276"/>
       </w:pPr>
       <w:r>
         <w:rPr>
@@ -2762,8 +2911,8 @@
           <w:i w:val="false"/>
           <w:iCs w:val="false"/>
           <w:color w:val="444444"/>
-          <w:sz w:val="22"/>
-          <w:szCs w:val="22"/>
+          <w:sz w:val="21"/>
+          <w:szCs w:val="21"/>
         </w:rPr>
         <w:t xml:space="preserve">Antes de marcar este tema como concluído, avalie honestamente como foi sua prática.</w:t>
       </w:r>
@@ -2794,10 +2943,10 @@
             <w:tcW w:type="dxa" w:w="4200"/>
             <w:shd w:fill="1B3B57" w:val="clear"/>
             <w:tcMar>
-              <w:top w:type="dxa" w:w="100"/>
-              <w:left w:type="dxa" w:w="120"/>
-              <w:bottom w:type="dxa" w:w="100"/>
-              <w:right w:type="dxa" w:w="120"/>
+              <w:top w:type="dxa" w:w="80"/>
+              <w:left w:type="dxa" w:w="110"/>
+              <w:bottom w:type="dxa" w:w="80"/>
+              <w:right w:type="dxa" w:w="110"/>
             </w:tcMar>
             <w:vAlign w:val="center"/>
           </w:tcPr>
@@ -2808,8 +2957,8 @@
                 <w:b/>
                 <w:bCs/>
                 <w:color w:val="FFFFFF"/>
-                <w:sz w:val="20"/>
-                <w:szCs w:val="20"/>
+                <w:sz w:val="19"/>
+                <w:szCs w:val="19"/>
               </w:rPr>
               <w:t xml:space="preserve">Critério</w:t>
             </w:r>
@@ -2820,10 +2969,10 @@
             <w:tcW w:type="dxa" w:w="3000"/>
             <w:shd w:fill="1B3B57" w:val="clear"/>
             <w:tcMar>
-              <w:top w:type="dxa" w:w="100"/>
-              <w:left w:type="dxa" w:w="120"/>
-              <w:bottom w:type="dxa" w:w="100"/>
-              <w:right w:type="dxa" w:w="120"/>
+              <w:top w:type="dxa" w:w="80"/>
+              <w:left w:type="dxa" w:w="110"/>
+              <w:bottom w:type="dxa" w:w="80"/>
+              <w:right w:type="dxa" w:w="110"/>
             </w:tcMar>
             <w:vAlign w:val="center"/>
           </w:tcPr>
@@ -2834,8 +2983,8 @@
                 <w:b/>
                 <w:bCs/>
                 <w:color w:val="FFFFFF"/>
-                <w:sz w:val="20"/>
-                <w:szCs w:val="20"/>
+                <w:sz w:val="19"/>
+                <w:szCs w:val="19"/>
               </w:rPr>
               <w:t xml:space="preserve">Como foi?</w:t>
             </w:r>
@@ -2846,10 +2995,10 @@
             <w:tcW w:type="dxa" w:w="2000"/>
             <w:shd w:fill="1B3B57" w:val="clear"/>
             <w:tcMar>
-              <w:top w:type="dxa" w:w="100"/>
-              <w:left w:type="dxa" w:w="120"/>
-              <w:bottom w:type="dxa" w:w="100"/>
-              <w:right w:type="dxa" w:w="120"/>
+              <w:top w:type="dxa" w:w="80"/>
+              <w:left w:type="dxa" w:w="110"/>
+              <w:bottom w:type="dxa" w:w="80"/>
+              <w:right w:type="dxa" w:w="110"/>
             </w:tcMar>
             <w:vAlign w:val="center"/>
           </w:tcPr>
@@ -2860,10 +3009,10 @@
                 <w:b/>
                 <w:bCs/>
                 <w:color w:val="FFFFFF"/>
-                <w:sz w:val="20"/>
-                <w:szCs w:val="20"/>
-              </w:rPr>
-              <w:t xml:space="preserve">Nota (1–5)</w:t>
+                <w:sz w:val="19"/>
+                <w:szCs w:val="19"/>
+              </w:rPr>
+              <w:t xml:space="preserve">Nota (1-5)</w:t>
             </w:r>
           </w:p>
         </w:tc>
@@ -2873,24 +3022,24 @@
           <w:tcPr>
             <w:tcW w:type="dxa" w:w="4200"/>
             <w:tcMar>
-              <w:top w:type="dxa" w:w="90"/>
-              <w:left w:type="dxa" w:w="120"/>
-              <w:bottom w:type="dxa" w:w="90"/>
-              <w:right w:type="dxa" w:w="120"/>
-            </w:tcMar>
-            <w:vAlign w:val="center"/>
-          </w:tcPr>
-          <w:p>
-            <w:r>
-              <w:rPr>
-                <w:rFonts w:ascii="Calibri" w:cs="Calibri" w:eastAsia="Calibri" w:hAnsi="Calibri"/>
-                <w:b w:val="false"/>
-                <w:bCs w:val="false"/>
-                <w:i w:val="false"/>
-                <w:iCs w:val="false"/>
-                <w:color w:val="444444"/>
-                <w:sz w:val="20"/>
-                <w:szCs w:val="20"/>
+              <w:top w:type="dxa" w:w="70"/>
+              <w:left w:type="dxa" w:w="110"/>
+              <w:bottom w:type="dxa" w:w="70"/>
+              <w:right w:type="dxa" w:w="110"/>
+            </w:tcMar>
+            <w:vAlign w:val="center"/>
+          </w:tcPr>
+          <w:p>
+            <w:r>
+              <w:rPr>
+                <w:rFonts w:ascii="Calibri" w:cs="Calibri" w:eastAsia="Calibri" w:hAnsi="Calibri"/>
+                <w:b w:val="false"/>
+                <w:bCs w:val="false"/>
+                <w:i w:val="false"/>
+                <w:iCs w:val="false"/>
+                <w:color w:val="444444"/>
+                <w:sz w:val="19"/>
+                <w:szCs w:val="19"/>
               </w:rPr>
               <w:t xml:space="preserve">Consegui usar o vocabulário novo sem parar para pensar</w:t>
             </w:r>
@@ -2900,24 +3049,24 @@
           <w:tcPr>
             <w:tcW w:type="dxa" w:w="3000"/>
             <w:tcMar>
-              <w:top w:type="dxa" w:w="90"/>
-              <w:left w:type="dxa" w:w="120"/>
-              <w:bottom w:type="dxa" w:w="90"/>
-              <w:right w:type="dxa" w:w="120"/>
-            </w:tcMar>
-            <w:vAlign w:val="center"/>
-          </w:tcPr>
-          <w:p>
-            <w:r>
-              <w:rPr>
-                <w:rFonts w:ascii="Calibri" w:cs="Calibri" w:eastAsia="Calibri" w:hAnsi="Calibri"/>
-                <w:b w:val="false"/>
-                <w:bCs w:val="false"/>
-                <w:i w:val="false"/>
-                <w:iCs w:val="false"/>
-                <w:color w:val="444444"/>
-                <w:sz w:val="20"/>
-                <w:szCs w:val="20"/>
+              <w:top w:type="dxa" w:w="70"/>
+              <w:left w:type="dxa" w:w="110"/>
+              <w:bottom w:type="dxa" w:w="70"/>
+              <w:right w:type="dxa" w:w="110"/>
+            </w:tcMar>
+            <w:vAlign w:val="center"/>
+          </w:tcPr>
+          <w:p>
+            <w:r>
+              <w:rPr>
+                <w:rFonts w:ascii="Calibri" w:cs="Calibri" w:eastAsia="Calibri" w:hAnsi="Calibri"/>
+                <w:b w:val="false"/>
+                <w:bCs w:val="false"/>
+                <w:i w:val="false"/>
+                <w:iCs w:val="false"/>
+                <w:color w:val="444444"/>
+                <w:sz w:val="19"/>
+                <w:szCs w:val="19"/>
               </w:rPr>
               <w:t xml:space="preserve"/>
             </w:r>
@@ -2927,24 +3076,24 @@
           <w:tcPr>
             <w:tcW w:type="dxa" w:w="2000"/>
             <w:tcMar>
-              <w:top w:type="dxa" w:w="90"/>
-              <w:left w:type="dxa" w:w="120"/>
-              <w:bottom w:type="dxa" w:w="90"/>
-              <w:right w:type="dxa" w:w="120"/>
-            </w:tcMar>
-            <w:vAlign w:val="center"/>
-          </w:tcPr>
-          <w:p>
-            <w:r>
-              <w:rPr>
-                <w:rFonts w:ascii="Calibri" w:cs="Calibri" w:eastAsia="Calibri" w:hAnsi="Calibri"/>
-                <w:b w:val="false"/>
-                <w:bCs w:val="false"/>
-                <w:i w:val="false"/>
-                <w:iCs w:val="false"/>
-                <w:color w:val="444444"/>
-                <w:sz w:val="20"/>
-                <w:szCs w:val="20"/>
+              <w:top w:type="dxa" w:w="70"/>
+              <w:left w:type="dxa" w:w="110"/>
+              <w:bottom w:type="dxa" w:w="70"/>
+              <w:right w:type="dxa" w:w="110"/>
+            </w:tcMar>
+            <w:vAlign w:val="center"/>
+          </w:tcPr>
+          <w:p>
+            <w:r>
+              <w:rPr>
+                <w:rFonts w:ascii="Calibri" w:cs="Calibri" w:eastAsia="Calibri" w:hAnsi="Calibri"/>
+                <w:b w:val="false"/>
+                <w:bCs w:val="false"/>
+                <w:i w:val="false"/>
+                <w:iCs w:val="false"/>
+                <w:color w:val="444444"/>
+                <w:sz w:val="19"/>
+                <w:szCs w:val="19"/>
               </w:rPr>
               <w:t xml:space="preserve"/>
             </w:r>
@@ -2956,24 +3105,24 @@
           <w:tcPr>
             <w:tcW w:type="dxa" w:w="4200"/>
             <w:tcMar>
-              <w:top w:type="dxa" w:w="90"/>
-              <w:left w:type="dxa" w:w="120"/>
-              <w:bottom w:type="dxa" w:w="90"/>
-              <w:right w:type="dxa" w:w="120"/>
-            </w:tcMar>
-            <w:vAlign w:val="center"/>
-          </w:tcPr>
-          <w:p>
-            <w:r>
-              <w:rPr>
-                <w:rFonts w:ascii="Calibri" w:cs="Calibri" w:eastAsia="Calibri" w:hAnsi="Calibri"/>
-                <w:b w:val="false"/>
-                <w:bCs w:val="false"/>
-                <w:i w:val="false"/>
-                <w:iCs w:val="false"/>
-                <w:color w:val="444444"/>
-                <w:sz w:val="20"/>
-                <w:szCs w:val="20"/>
+              <w:top w:type="dxa" w:w="70"/>
+              <w:left w:type="dxa" w:w="110"/>
+              <w:bottom w:type="dxa" w:w="70"/>
+              <w:right w:type="dxa" w:w="110"/>
+            </w:tcMar>
+            <w:vAlign w:val="center"/>
+          </w:tcPr>
+          <w:p>
+            <w:r>
+              <w:rPr>
+                <w:rFonts w:ascii="Calibri" w:cs="Calibri" w:eastAsia="Calibri" w:hAnsi="Calibri"/>
+                <w:b w:val="false"/>
+                <w:bCs w:val="false"/>
+                <w:i w:val="false"/>
+                <w:iCs w:val="false"/>
+                <w:color w:val="444444"/>
+                <w:sz w:val="19"/>
+                <w:szCs w:val="19"/>
               </w:rPr>
               <w:t xml:space="preserve">Entendi o áudio/vídeo sem depender da transcrição</w:t>
             </w:r>
@@ -2983,24 +3132,24 @@
           <w:tcPr>
             <w:tcW w:type="dxa" w:w="3000"/>
             <w:tcMar>
-              <w:top w:type="dxa" w:w="90"/>
-              <w:left w:type="dxa" w:w="120"/>
-              <w:bottom w:type="dxa" w:w="90"/>
-              <w:right w:type="dxa" w:w="120"/>
-            </w:tcMar>
-            <w:vAlign w:val="center"/>
-          </w:tcPr>
-          <w:p>
-            <w:r>
-              <w:rPr>
-                <w:rFonts w:ascii="Calibri" w:cs="Calibri" w:eastAsia="Calibri" w:hAnsi="Calibri"/>
-                <w:b w:val="false"/>
-                <w:bCs w:val="false"/>
-                <w:i w:val="false"/>
-                <w:iCs w:val="false"/>
-                <w:color w:val="444444"/>
-                <w:sz w:val="20"/>
-                <w:szCs w:val="20"/>
+              <w:top w:type="dxa" w:w="70"/>
+              <w:left w:type="dxa" w:w="110"/>
+              <w:bottom w:type="dxa" w:w="70"/>
+              <w:right w:type="dxa" w:w="110"/>
+            </w:tcMar>
+            <w:vAlign w:val="center"/>
+          </w:tcPr>
+          <w:p>
+            <w:r>
+              <w:rPr>
+                <w:rFonts w:ascii="Calibri" w:cs="Calibri" w:eastAsia="Calibri" w:hAnsi="Calibri"/>
+                <w:b w:val="false"/>
+                <w:bCs w:val="false"/>
+                <w:i w:val="false"/>
+                <w:iCs w:val="false"/>
+                <w:color w:val="444444"/>
+                <w:sz w:val="19"/>
+                <w:szCs w:val="19"/>
               </w:rPr>
               <w:t xml:space="preserve"/>
             </w:r>
@@ -3010,24 +3159,24 @@
           <w:tcPr>
             <w:tcW w:type="dxa" w:w="2000"/>
             <w:tcMar>
-              <w:top w:type="dxa" w:w="90"/>
-              <w:left w:type="dxa" w:w="120"/>
-              <w:bottom w:type="dxa" w:w="90"/>
-              <w:right w:type="dxa" w:w="120"/>
-            </w:tcMar>
-            <w:vAlign w:val="center"/>
-          </w:tcPr>
-          <w:p>
-            <w:r>
-              <w:rPr>
-                <w:rFonts w:ascii="Calibri" w:cs="Calibri" w:eastAsia="Calibri" w:hAnsi="Calibri"/>
-                <w:b w:val="false"/>
-                <w:bCs w:val="false"/>
-                <w:i w:val="false"/>
-                <w:iCs w:val="false"/>
-                <w:color w:val="444444"/>
-                <w:sz w:val="20"/>
-                <w:szCs w:val="20"/>
+              <w:top w:type="dxa" w:w="70"/>
+              <w:left w:type="dxa" w:w="110"/>
+              <w:bottom w:type="dxa" w:w="70"/>
+              <w:right w:type="dxa" w:w="110"/>
+            </w:tcMar>
+            <w:vAlign w:val="center"/>
+          </w:tcPr>
+          <w:p>
+            <w:r>
+              <w:rPr>
+                <w:rFonts w:ascii="Calibri" w:cs="Calibri" w:eastAsia="Calibri" w:hAnsi="Calibri"/>
+                <w:b w:val="false"/>
+                <w:bCs w:val="false"/>
+                <w:i w:val="false"/>
+                <w:iCs w:val="false"/>
+                <w:color w:val="444444"/>
+                <w:sz w:val="19"/>
+                <w:szCs w:val="19"/>
               </w:rPr>
               <w:t xml:space="preserve"/>
             </w:r>
@@ -3039,24 +3188,24 @@
           <w:tcPr>
             <w:tcW w:type="dxa" w:w="4200"/>
             <w:tcMar>
-              <w:top w:type="dxa" w:w="90"/>
-              <w:left w:type="dxa" w:w="120"/>
-              <w:bottom w:type="dxa" w:w="90"/>
-              <w:right w:type="dxa" w:w="120"/>
-            </w:tcMar>
-            <w:vAlign w:val="center"/>
-          </w:tcPr>
-          <w:p>
-            <w:r>
-              <w:rPr>
-                <w:rFonts w:ascii="Calibri" w:cs="Calibri" w:eastAsia="Calibri" w:hAnsi="Calibri"/>
-                <w:b w:val="false"/>
-                <w:bCs w:val="false"/>
-                <w:i w:val="false"/>
-                <w:iCs w:val="false"/>
-                <w:color w:val="444444"/>
-                <w:sz w:val="20"/>
-                <w:szCs w:val="20"/>
+              <w:top w:type="dxa" w:w="70"/>
+              <w:left w:type="dxa" w:w="110"/>
+              <w:bottom w:type="dxa" w:w="70"/>
+              <w:right w:type="dxa" w:w="110"/>
+            </w:tcMar>
+            <w:vAlign w:val="center"/>
+          </w:tcPr>
+          <w:p>
+            <w:r>
+              <w:rPr>
+                <w:rFonts w:ascii="Calibri" w:cs="Calibri" w:eastAsia="Calibri" w:hAnsi="Calibri"/>
+                <w:b w:val="false"/>
+                <w:bCs w:val="false"/>
+                <w:i w:val="false"/>
+                <w:iCs w:val="false"/>
+                <w:color w:val="444444"/>
+                <w:sz w:val="19"/>
+                <w:szCs w:val="19"/>
               </w:rPr>
               <w:t xml:space="preserve">Escrevi minhas respostas antes de falar</w:t>
             </w:r>
@@ -3066,24 +3215,24 @@
           <w:tcPr>
             <w:tcW w:type="dxa" w:w="3000"/>
             <w:tcMar>
-              <w:top w:type="dxa" w:w="90"/>
-              <w:left w:type="dxa" w:w="120"/>
-              <w:bottom w:type="dxa" w:w="90"/>
-              <w:right w:type="dxa" w:w="120"/>
-            </w:tcMar>
-            <w:vAlign w:val="center"/>
-          </w:tcPr>
-          <w:p>
-            <w:r>
-              <w:rPr>
-                <w:rFonts w:ascii="Calibri" w:cs="Calibri" w:eastAsia="Calibri" w:hAnsi="Calibri"/>
-                <w:b w:val="false"/>
-                <w:bCs w:val="false"/>
-                <w:i w:val="false"/>
-                <w:iCs w:val="false"/>
-                <w:color w:val="444444"/>
-                <w:sz w:val="20"/>
-                <w:szCs w:val="20"/>
+              <w:top w:type="dxa" w:w="70"/>
+              <w:left w:type="dxa" w:w="110"/>
+              <w:bottom w:type="dxa" w:w="70"/>
+              <w:right w:type="dxa" w:w="110"/>
+            </w:tcMar>
+            <w:vAlign w:val="center"/>
+          </w:tcPr>
+          <w:p>
+            <w:r>
+              <w:rPr>
+                <w:rFonts w:ascii="Calibri" w:cs="Calibri" w:eastAsia="Calibri" w:hAnsi="Calibri"/>
+                <w:b w:val="false"/>
+                <w:bCs w:val="false"/>
+                <w:i w:val="false"/>
+                <w:iCs w:val="false"/>
+                <w:color w:val="444444"/>
+                <w:sz w:val="19"/>
+                <w:szCs w:val="19"/>
               </w:rPr>
               <w:t xml:space="preserve"/>
             </w:r>
@@ -3093,24 +3242,24 @@
           <w:tcPr>
             <w:tcW w:type="dxa" w:w="2000"/>
             <w:tcMar>
-              <w:top w:type="dxa" w:w="90"/>
-              <w:left w:type="dxa" w:w="120"/>
-              <w:bottom w:type="dxa" w:w="90"/>
-              <w:right w:type="dxa" w:w="120"/>
-            </w:tcMar>
-            <w:vAlign w:val="center"/>
-          </w:tcPr>
-          <w:p>
-            <w:r>
-              <w:rPr>
-                <w:rFonts w:ascii="Calibri" w:cs="Calibri" w:eastAsia="Calibri" w:hAnsi="Calibri"/>
-                <w:b w:val="false"/>
-                <w:bCs w:val="false"/>
-                <w:i w:val="false"/>
-                <w:iCs w:val="false"/>
-                <w:color w:val="444444"/>
-                <w:sz w:val="20"/>
-                <w:szCs w:val="20"/>
+              <w:top w:type="dxa" w:w="70"/>
+              <w:left w:type="dxa" w:w="110"/>
+              <w:bottom w:type="dxa" w:w="70"/>
+              <w:right w:type="dxa" w:w="110"/>
+            </w:tcMar>
+            <w:vAlign w:val="center"/>
+          </w:tcPr>
+          <w:p>
+            <w:r>
+              <w:rPr>
+                <w:rFonts w:ascii="Calibri" w:cs="Calibri" w:eastAsia="Calibri" w:hAnsi="Calibri"/>
+                <w:b w:val="false"/>
+                <w:bCs w:val="false"/>
+                <w:i w:val="false"/>
+                <w:iCs w:val="false"/>
+                <w:color w:val="444444"/>
+                <w:sz w:val="19"/>
+                <w:szCs w:val="19"/>
               </w:rPr>
               <w:t xml:space="preserve"/>
             </w:r>
@@ -3122,24 +3271,24 @@
           <w:tcPr>
             <w:tcW w:type="dxa" w:w="4200"/>
             <w:tcMar>
-              <w:top w:type="dxa" w:w="90"/>
-              <w:left w:type="dxa" w:w="120"/>
-              <w:bottom w:type="dxa" w:w="90"/>
-              <w:right w:type="dxa" w:w="120"/>
-            </w:tcMar>
-            <w:vAlign w:val="center"/>
-          </w:tcPr>
-          <w:p>
-            <w:r>
-              <w:rPr>
-                <w:rFonts w:ascii="Calibri" w:cs="Calibri" w:eastAsia="Calibri" w:hAnsi="Calibri"/>
-                <w:b w:val="false"/>
-                <w:bCs w:val="false"/>
-                <w:i w:val="false"/>
-                <w:iCs w:val="false"/>
-                <w:color w:val="444444"/>
-                <w:sz w:val="20"/>
-                <w:szCs w:val="20"/>
+              <w:top w:type="dxa" w:w="70"/>
+              <w:left w:type="dxa" w:w="110"/>
+              <w:bottom w:type="dxa" w:w="70"/>
+              <w:right w:type="dxa" w:w="110"/>
+            </w:tcMar>
+            <w:vAlign w:val="center"/>
+          </w:tcPr>
+          <w:p>
+            <w:r>
+              <w:rPr>
+                <w:rFonts w:ascii="Calibri" w:cs="Calibri" w:eastAsia="Calibri" w:hAnsi="Calibri"/>
+                <w:b w:val="false"/>
+                <w:bCs w:val="false"/>
+                <w:i w:val="false"/>
+                <w:iCs w:val="false"/>
+                <w:color w:val="444444"/>
+                <w:sz w:val="19"/>
+                <w:szCs w:val="19"/>
               </w:rPr>
               <w:t xml:space="preserve">Apliquei a estrutura gramatical da etapa 5 corretamente</w:t>
             </w:r>
@@ -3149,24 +3298,24 @@
           <w:tcPr>
             <w:tcW w:type="dxa" w:w="3000"/>
             <w:tcMar>
-              <w:top w:type="dxa" w:w="90"/>
-              <w:left w:type="dxa" w:w="120"/>
-              <w:bottom w:type="dxa" w:w="90"/>
-              <w:right w:type="dxa" w:w="120"/>
-            </w:tcMar>
-            <w:vAlign w:val="center"/>
-          </w:tcPr>
-          <w:p>
-            <w:r>
-              <w:rPr>
-                <w:rFonts w:ascii="Calibri" w:cs="Calibri" w:eastAsia="Calibri" w:hAnsi="Calibri"/>
-                <w:b w:val="false"/>
-                <w:bCs w:val="false"/>
-                <w:i w:val="false"/>
-                <w:iCs w:val="false"/>
-                <w:color w:val="444444"/>
-                <w:sz w:val="20"/>
-                <w:szCs w:val="20"/>
+              <w:top w:type="dxa" w:w="70"/>
+              <w:left w:type="dxa" w:w="110"/>
+              <w:bottom w:type="dxa" w:w="70"/>
+              <w:right w:type="dxa" w:w="110"/>
+            </w:tcMar>
+            <w:vAlign w:val="center"/>
+          </w:tcPr>
+          <w:p>
+            <w:r>
+              <w:rPr>
+                <w:rFonts w:ascii="Calibri" w:cs="Calibri" w:eastAsia="Calibri" w:hAnsi="Calibri"/>
+                <w:b w:val="false"/>
+                <w:bCs w:val="false"/>
+                <w:i w:val="false"/>
+                <w:iCs w:val="false"/>
+                <w:color w:val="444444"/>
+                <w:sz w:val="19"/>
+                <w:szCs w:val="19"/>
               </w:rPr>
               <w:t xml:space="preserve"/>
             </w:r>
@@ -3176,24 +3325,24 @@
           <w:tcPr>
             <w:tcW w:type="dxa" w:w="2000"/>
             <w:tcMar>
-              <w:top w:type="dxa" w:w="90"/>
-              <w:left w:type="dxa" w:w="120"/>
-              <w:bottom w:type="dxa" w:w="90"/>
-              <w:right w:type="dxa" w:w="120"/>
-            </w:tcMar>
-            <w:vAlign w:val="center"/>
-          </w:tcPr>
-          <w:p>
-            <w:r>
-              <w:rPr>
-                <w:rFonts w:ascii="Calibri" w:cs="Calibri" w:eastAsia="Calibri" w:hAnsi="Calibri"/>
-                <w:b w:val="false"/>
-                <w:bCs w:val="false"/>
-                <w:i w:val="false"/>
-                <w:iCs w:val="false"/>
-                <w:color w:val="444444"/>
-                <w:sz w:val="20"/>
-                <w:szCs w:val="20"/>
+              <w:top w:type="dxa" w:w="70"/>
+              <w:left w:type="dxa" w:w="110"/>
+              <w:bottom w:type="dxa" w:w="70"/>
+              <w:right w:type="dxa" w:w="110"/>
+            </w:tcMar>
+            <w:vAlign w:val="center"/>
+          </w:tcPr>
+          <w:p>
+            <w:r>
+              <w:rPr>
+                <w:rFonts w:ascii="Calibri" w:cs="Calibri" w:eastAsia="Calibri" w:hAnsi="Calibri"/>
+                <w:b w:val="false"/>
+                <w:bCs w:val="false"/>
+                <w:i w:val="false"/>
+                <w:iCs w:val="false"/>
+                <w:color w:val="444444"/>
+                <w:sz w:val="19"/>
+                <w:szCs w:val="19"/>
               </w:rPr>
               <w:t xml:space="preserve"/>
             </w:r>
@@ -3205,24 +3354,24 @@
           <w:tcPr>
             <w:tcW w:type="dxa" w:w="4200"/>
             <w:tcMar>
-              <w:top w:type="dxa" w:w="90"/>
-              <w:left w:type="dxa" w:w="120"/>
-              <w:bottom w:type="dxa" w:w="90"/>
-              <w:right w:type="dxa" w:w="120"/>
-            </w:tcMar>
-            <w:vAlign w:val="center"/>
-          </w:tcPr>
-          <w:p>
-            <w:r>
-              <w:rPr>
-                <w:rFonts w:ascii="Calibri" w:cs="Calibri" w:eastAsia="Calibri" w:hAnsi="Calibri"/>
-                <w:b w:val="false"/>
-                <w:bCs w:val="false"/>
-                <w:i w:val="false"/>
-                <w:iCs w:val="false"/>
-                <w:color w:val="444444"/>
-                <w:sz w:val="20"/>
-                <w:szCs w:val="20"/>
+              <w:top w:type="dxa" w:w="70"/>
+              <w:left w:type="dxa" w:w="110"/>
+              <w:bottom w:type="dxa" w:w="70"/>
+              <w:right w:type="dxa" w:w="110"/>
+            </w:tcMar>
+            <w:vAlign w:val="center"/>
+          </w:tcPr>
+          <w:p>
+            <w:r>
+              <w:rPr>
+                <w:rFonts w:ascii="Calibri" w:cs="Calibri" w:eastAsia="Calibri" w:hAnsi="Calibri"/>
+                <w:b w:val="false"/>
+                <w:bCs w:val="false"/>
+                <w:i w:val="false"/>
+                <w:iCs w:val="false"/>
+                <w:color w:val="444444"/>
+                <w:sz w:val="19"/>
+                <w:szCs w:val="19"/>
               </w:rPr>
               <w:t xml:space="preserve">Sustentei minhas respostas por mais de 2 frases</w:t>
             </w:r>
@@ -3232,24 +3381,24 @@
           <w:tcPr>
             <w:tcW w:type="dxa" w:w="3000"/>
             <w:tcMar>
-              <w:top w:type="dxa" w:w="90"/>
-              <w:left w:type="dxa" w:w="120"/>
-              <w:bottom w:type="dxa" w:w="90"/>
-              <w:right w:type="dxa" w:w="120"/>
-            </w:tcMar>
-            <w:vAlign w:val="center"/>
-          </w:tcPr>
-          <w:p>
-            <w:r>
-              <w:rPr>
-                <w:rFonts w:ascii="Calibri" w:cs="Calibri" w:eastAsia="Calibri" w:hAnsi="Calibri"/>
-                <w:b w:val="false"/>
-                <w:bCs w:val="false"/>
-                <w:i w:val="false"/>
-                <w:iCs w:val="false"/>
-                <w:color w:val="444444"/>
-                <w:sz w:val="20"/>
-                <w:szCs w:val="20"/>
+              <w:top w:type="dxa" w:w="70"/>
+              <w:left w:type="dxa" w:w="110"/>
+              <w:bottom w:type="dxa" w:w="70"/>
+              <w:right w:type="dxa" w:w="110"/>
+            </w:tcMar>
+            <w:vAlign w:val="center"/>
+          </w:tcPr>
+          <w:p>
+            <w:r>
+              <w:rPr>
+                <w:rFonts w:ascii="Calibri" w:cs="Calibri" w:eastAsia="Calibri" w:hAnsi="Calibri"/>
+                <w:b w:val="false"/>
+                <w:bCs w:val="false"/>
+                <w:i w:val="false"/>
+                <w:iCs w:val="false"/>
+                <w:color w:val="444444"/>
+                <w:sz w:val="19"/>
+                <w:szCs w:val="19"/>
               </w:rPr>
               <w:t xml:space="preserve"/>
             </w:r>
@@ -3259,24 +3408,24 @@
           <w:tcPr>
             <w:tcW w:type="dxa" w:w="2000"/>
             <w:tcMar>
-              <w:top w:type="dxa" w:w="90"/>
-              <w:left w:type="dxa" w:w="120"/>
-              <w:bottom w:type="dxa" w:w="90"/>
-              <w:right w:type="dxa" w:w="120"/>
-            </w:tcMar>
-            <w:vAlign w:val="center"/>
-          </w:tcPr>
-          <w:p>
-            <w:r>
-              <w:rPr>
-                <w:rFonts w:ascii="Calibri" w:cs="Calibri" w:eastAsia="Calibri" w:hAnsi="Calibri"/>
-                <w:b w:val="false"/>
-                <w:bCs w:val="false"/>
-                <w:i w:val="false"/>
-                <w:iCs w:val="false"/>
-                <w:color w:val="444444"/>
-                <w:sz w:val="20"/>
-                <w:szCs w:val="20"/>
+              <w:top w:type="dxa" w:w="70"/>
+              <w:left w:type="dxa" w:w="110"/>
+              <w:bottom w:type="dxa" w:w="70"/>
+              <w:right w:type="dxa" w:w="110"/>
+            </w:tcMar>
+            <w:vAlign w:val="center"/>
+          </w:tcPr>
+          <w:p>
+            <w:r>
+              <w:rPr>
+                <w:rFonts w:ascii="Calibri" w:cs="Calibri" w:eastAsia="Calibri" w:hAnsi="Calibri"/>
+                <w:b w:val="false"/>
+                <w:bCs w:val="false"/>
+                <w:i w:val="false"/>
+                <w:iCs w:val="false"/>
+                <w:color w:val="444444"/>
+                <w:sz w:val="19"/>
+                <w:szCs w:val="19"/>
               </w:rPr>
               <w:t xml:space="preserve"/>
             </w:r>
@@ -3288,24 +3437,24 @@
           <w:tcPr>
             <w:tcW w:type="dxa" w:w="4200"/>
             <w:tcMar>
-              <w:top w:type="dxa" w:w="90"/>
-              <w:left w:type="dxa" w:w="120"/>
-              <w:bottom w:type="dxa" w:w="90"/>
-              <w:right w:type="dxa" w:w="120"/>
-            </w:tcMar>
-            <w:vAlign w:val="center"/>
-          </w:tcPr>
-          <w:p>
-            <w:r>
-              <w:rPr>
-                <w:rFonts w:ascii="Calibri" w:cs="Calibri" w:eastAsia="Calibri" w:hAnsi="Calibri"/>
-                <w:b w:val="false"/>
-                <w:bCs w:val="false"/>
-                <w:i w:val="false"/>
-                <w:iCs w:val="false"/>
-                <w:color w:val="444444"/>
-                <w:sz w:val="20"/>
-                <w:szCs w:val="20"/>
+              <w:top w:type="dxa" w:w="70"/>
+              <w:left w:type="dxa" w:w="110"/>
+              <w:bottom w:type="dxa" w:w="70"/>
+              <w:right w:type="dxa" w:w="110"/>
+            </w:tcMar>
+            <w:vAlign w:val="center"/>
+          </w:tcPr>
+          <w:p>
+            <w:r>
+              <w:rPr>
+                <w:rFonts w:ascii="Calibri" w:cs="Calibri" w:eastAsia="Calibri" w:hAnsi="Calibri"/>
+                <w:b w:val="false"/>
+                <w:bCs w:val="false"/>
+                <w:i w:val="false"/>
+                <w:iCs w:val="false"/>
+                <w:color w:val="444444"/>
+                <w:sz w:val="19"/>
+                <w:szCs w:val="19"/>
               </w:rPr>
               <w:t xml:space="preserve">Me senti confiante ao falar sobre este tema</w:t>
             </w:r>
@@ -3315,24 +3464,24 @@
           <w:tcPr>
             <w:tcW w:type="dxa" w:w="3000"/>
             <w:tcMar>
-              <w:top w:type="dxa" w:w="90"/>
-              <w:left w:type="dxa" w:w="120"/>
-              <w:bottom w:type="dxa" w:w="90"/>
-              <w:right w:type="dxa" w:w="120"/>
-            </w:tcMar>
-            <w:vAlign w:val="center"/>
-          </w:tcPr>
-          <w:p>
-            <w:r>
-              <w:rPr>
-                <w:rFonts w:ascii="Calibri" w:cs="Calibri" w:eastAsia="Calibri" w:hAnsi="Calibri"/>
-                <w:b w:val="false"/>
-                <w:bCs w:val="false"/>
-                <w:i w:val="false"/>
-                <w:iCs w:val="false"/>
-                <w:color w:val="444444"/>
-                <w:sz w:val="20"/>
-                <w:szCs w:val="20"/>
+              <w:top w:type="dxa" w:w="70"/>
+              <w:left w:type="dxa" w:w="110"/>
+              <w:bottom w:type="dxa" w:w="70"/>
+              <w:right w:type="dxa" w:w="110"/>
+            </w:tcMar>
+            <w:vAlign w:val="center"/>
+          </w:tcPr>
+          <w:p>
+            <w:r>
+              <w:rPr>
+                <w:rFonts w:ascii="Calibri" w:cs="Calibri" w:eastAsia="Calibri" w:hAnsi="Calibri"/>
+                <w:b w:val="false"/>
+                <w:bCs w:val="false"/>
+                <w:i w:val="false"/>
+                <w:iCs w:val="false"/>
+                <w:color w:val="444444"/>
+                <w:sz w:val="19"/>
+                <w:szCs w:val="19"/>
               </w:rPr>
               <w:t xml:space="preserve"/>
             </w:r>
@@ -3342,24 +3491,24 @@
           <w:tcPr>
             <w:tcW w:type="dxa" w:w="2000"/>
             <w:tcMar>
-              <w:top w:type="dxa" w:w="90"/>
-              <w:left w:type="dxa" w:w="120"/>
-              <w:bottom w:type="dxa" w:w="90"/>
-              <w:right w:type="dxa" w:w="120"/>
-            </w:tcMar>
-            <w:vAlign w:val="center"/>
-          </w:tcPr>
-          <w:p>
-            <w:r>
-              <w:rPr>
-                <w:rFonts w:ascii="Calibri" w:cs="Calibri" w:eastAsia="Calibri" w:hAnsi="Calibri"/>
-                <w:b w:val="false"/>
-                <w:bCs w:val="false"/>
-                <w:i w:val="false"/>
-                <w:iCs w:val="false"/>
-                <w:color w:val="444444"/>
-                <w:sz w:val="20"/>
-                <w:szCs w:val="20"/>
+              <w:top w:type="dxa" w:w="70"/>
+              <w:left w:type="dxa" w:w="110"/>
+              <w:bottom w:type="dxa" w:w="70"/>
+              <w:right w:type="dxa" w:w="110"/>
+            </w:tcMar>
+            <w:vAlign w:val="center"/>
+          </w:tcPr>
+          <w:p>
+            <w:r>
+              <w:rPr>
+                <w:rFonts w:ascii="Calibri" w:cs="Calibri" w:eastAsia="Calibri" w:hAnsi="Calibri"/>
+                <w:b w:val="false"/>
+                <w:bCs w:val="false"/>
+                <w:i w:val="false"/>
+                <w:iCs w:val="false"/>
+                <w:color w:val="444444"/>
+                <w:sz w:val="19"/>
+                <w:szCs w:val="19"/>
               </w:rPr>
               <w:t xml:space="preserve"/>
             </w:r>
@@ -3369,7 +3518,7 @@
     </w:tbl>
     <w:p>
       <w:pPr>
-        <w:spacing w:after="160" w:line="300"/>
+        <w:spacing w:after="120" w:line="276"/>
       </w:pPr>
       <w:r>
         <w:rPr>
@@ -3379,8 +3528,8 @@
           <w:i w:val="false"/>
           <w:iCs w:val="false"/>
           <w:color w:val="444444"/>
-          <w:sz w:val="22"/>
-          <w:szCs w:val="22"/>
+          <w:sz w:val="21"/>
+          <w:szCs w:val="21"/>
         </w:rPr>
         <w:t xml:space="preserve">O que travou mais nesta conversa? O que você quer treinar de novo antes de seguir para o próximo tema?</w:t>
       </w:r>
@@ -3390,12 +3539,12 @@
         <w:pBdr>
           <w:bottom w:val="single" w:color="C9D6E3" w:sz="4" w:space="4"/>
         </w:pBdr>
-        <w:spacing w:after="220"/>
-      </w:pPr>
-      <w:r>
-        <w:rPr>
-          <w:sz w:val="22"/>
-          <w:szCs w:val="22"/>
+        <w:spacing w:after="160"/>
+      </w:pPr>
+      <w:r>
+        <w:rPr>
+          <w:sz w:val="21"/>
+          <w:szCs w:val="21"/>
         </w:rPr>
         <w:t xml:space="preserve"> </w:t>
       </w:r>
@@ -3405,34 +3554,19 @@
         <w:pBdr>
           <w:bottom w:val="single" w:color="C9D6E3" w:sz="4" w:space="4"/>
         </w:pBdr>
-        <w:spacing w:after="220"/>
-      </w:pPr>
-      <w:r>
-        <w:rPr>
-          <w:sz w:val="22"/>
-          <w:szCs w:val="22"/>
+        <w:spacing w:after="160"/>
+      </w:pPr>
+      <w:r>
+        <w:rPr>
+          <w:sz w:val="21"/>
+          <w:szCs w:val="21"/>
         </w:rPr>
         <w:t xml:space="preserve"> </w:t>
       </w:r>
     </w:p>
     <w:p>
       <w:pPr>
-        <w:pBdr>
-          <w:bottom w:val="single" w:color="C9D6E3" w:sz="4" w:space="4"/>
-        </w:pBdr>
-        <w:spacing w:after="220"/>
-      </w:pPr>
-      <w:r>
-        <w:rPr>
-          <w:sz w:val="22"/>
-          <w:szCs w:val="22"/>
-        </w:rPr>
-        <w:t xml:space="preserve"> </w:t>
-      </w:r>
-    </w:p>
-    <w:p>
-      <w:pPr>
-        <w:spacing w:before="300"/>
+        <w:spacing w:before="220"/>
         <w:jc w:val="center"/>
       </w:pPr>
       <w:r>
@@ -3441,8 +3575,8 @@
           <w:b/>
           <w:bCs/>
           <w:color w:val="1B3B57"/>
-          <w:sz w:val="21"/>
-          <w:szCs w:val="21"/>
+          <w:sz w:val="20"/>
+          <w:szCs w:val="20"/>
         </w:rPr>
         <w:t xml:space="preserve">Marque este tema como concluído no seu Painel de Evolução e siga para o Tema 61.</w:t>
       </w:r>
@@ -3451,7 +3585,7 @@
       <w:headerReference w:type="default" r:id="rId7"/>
       <w:footerReference w:type="default" r:id="rId8"/>
       <w:pgSz w:w="11906" w:h="16838" w:orient="portrait"/>
-      <w:pgMar w:top="1000" w:right="1100" w:bottom="1000" w:left="1100" w:header="708" w:footer="708" w:gutter="0"/>
+      <w:pgMar w:top="800" w:right="1000" w:bottom="800" w:left="1000" w:header="708" w:footer="708" w:gutter="0"/>
       <w:pgNumType/>
       <w:docGrid w:linePitch="360"/>
     </w:sectPr>
@@ -3513,7 +3647,7 @@
         <w:sz w:val="16"/>
         <w:szCs w:val="16"/>
       </w:rPr>
-      <w:t xml:space="preserve">Bloco 8 — Comunicação e Apresentações   |   Página </w:t>
+      <w:t xml:space="preserve">Bloco 8 · Comunicação e Apresentações   |   Página </w:t>
     </w:r>
     <w:r>
       <w:rPr>
@@ -3581,7 +3715,7 @@
         <w:sz w:val="16"/>
         <w:szCs w:val="16"/>
       </w:rPr>
-      <w:t xml:space="preserve">English Speaking Practice — Nação Fluente</w:t>
+      <w:t xml:space="preserve">English Speaking Practice · Nação Fluente</w:t>
     </w:r>
   </w:p>
 </w:hdr>

--- a/ebook/output/Tema-60-giving-instructions-clearly.docx
+++ b/ebook/output/Tema-60-giving-instructions-clearly.docx
@@ -3715,7 +3715,7 @@
         <w:sz w:val="16"/>
         <w:szCs w:val="16"/>
       </w:rPr>
-      <w:t xml:space="preserve">English Speaking Practice · Nação Fluente</w:t>
+      <w:t xml:space="preserve">English Speaking Practice</w:t>
     </w:r>
   </w:p>
 </w:hdr>

--- a/ebook/output/Tema-60-giving-instructions-clearly.docx
+++ b/ebook/output/Tema-60-giving-instructions-clearly.docx
@@ -1345,6 +1345,24 @@
     </w:tbl>
     <w:p>
       <w:pPr>
+        <w:spacing w:after="120" w:line="276"/>
+      </w:pPr>
+      <w:r>
+        <w:rPr>
+          <w:rFonts w:ascii="Calibri" w:cs="Calibri" w:eastAsia="Calibri" w:hAnsi="Calibri"/>
+          <w:b w:val="false"/>
+          <w:bCs w:val="false"/>
+          <w:i/>
+          <w:iCs/>
+          <w:color w:val="444444"/>
+          <w:sz w:val="21"/>
+          <w:szCs w:val="21"/>
+        </w:rPr>
+        <w:t xml:space="preserve">Áudio com a pronúncia de cada palavra e seu exemplo (arquivo para download na plataforma: audio/tema-60-giving-instructions-vocabulario.mp3). Ouça e repita em voz alta.</w:t>
+      </w:r>
+    </w:p>
+    <w:p>
+      <w:pPr>
         <w:shd w:fill="178A6D" w:val="clear"/>
         <w:spacing w:after="110" w:before="340"/>
       </w:pPr>
@@ -1540,6 +1558,24 @@
           <w:szCs w:val="21"/>
         </w:rPr>
         <w:t xml:space="preserve">Building in a checkpoint also prevents small errors from compounding: "After step three, double-check that the numbers match the report before moving on" catches mistakes early, rather than after the whole process is done.</w:t>
+      </w:r>
+    </w:p>
+    <w:p>
+      <w:pPr>
+        <w:spacing w:after="120" w:line="276"/>
+      </w:pPr>
+      <w:r>
+        <w:rPr>
+          <w:rFonts w:ascii="Calibri" w:cs="Calibri" w:eastAsia="Calibri" w:hAnsi="Calibri"/>
+          <w:b w:val="false"/>
+          <w:bCs w:val="false"/>
+          <w:i/>
+          <w:iCs/>
+          <w:color w:val="444444"/>
+          <w:sz w:val="21"/>
+          <w:szCs w:val="21"/>
+        </w:rPr>
+        <w:t xml:space="preserve">Áudio com a narração deste texto (arquivo para download na plataforma: audio/tema-60-giving-instructions-leitura.mp3). Ouça acompanhando a leitura, depois sem olhar para o texto.</w:t>
       </w:r>
     </w:p>
     <w:p>
@@ -2686,6 +2722,24 @@
           <w:szCs w:val="20"/>
         </w:rPr>
         <w:t xml:space="preserve">"Make sure to double-check before...", para reforçar um ponto crítico.</w:t>
+      </w:r>
+    </w:p>
+    <w:p>
+      <w:pPr>
+        <w:spacing w:after="120" w:line="276"/>
+      </w:pPr>
+      <w:r>
+        <w:rPr>
+          <w:rFonts w:ascii="Calibri" w:cs="Calibri" w:eastAsia="Calibri" w:hAnsi="Calibri"/>
+          <w:b w:val="false"/>
+          <w:bCs w:val="false"/>
+          <w:i/>
+          <w:iCs/>
+          <w:color w:val="444444"/>
+          <w:sz w:val="21"/>
+          <w:szCs w:val="21"/>
+        </w:rPr>
+        <w:t xml:space="preserve">Áudio com a pronúncia de cada expressão (arquivo para download na plataforma: audio/tema-60-giving-instructions-expressoes.mp3).</w:t>
       </w:r>
     </w:p>
     <w:p>

--- a/ebook/output/Tema-60-giving-instructions-clearly.docx
+++ b/ebook/output/Tema-60-giving-instructions-clearly.docx
@@ -1358,8 +1358,27 @@
           <w:sz w:val="21"/>
           <w:szCs w:val="21"/>
         </w:rPr>
-        <w:t xml:space="preserve">Áudio com a pronúncia de cada palavra e seu exemplo (arquivo para download na plataforma: audio/tema-60-giving-instructions-vocabulario.mp3). Ouça e repita em voz alta.</w:t>
-      </w:r>
+        <w:t xml:space="preserve">Áudio com a pronúncia de cada palavra e seu exemplo. Clique no link abaixo para ouvir e repita em voz alta.</w:t>
+      </w:r>
+    </w:p>
+    <w:p>
+      <w:pPr>
+        <w:spacing w:after="140" w:before="20"/>
+      </w:pPr>
+      <w:hyperlink w:history="1" r:id="rIdxlmla8reppiy1ajhj0rce">
+        <w:r>
+          <w:rPr>
+            <w:rFonts w:ascii="Calibri" w:cs="Calibri" w:eastAsia="Calibri" w:hAnsi="Calibri"/>
+            <w:b/>
+            <w:bCs/>
+            <w:color w:val="1B3B57"/>
+            <w:sz w:val="20"/>
+            <w:szCs w:val="20"/>
+            <w:u w:val="single"/>
+          </w:rPr>
+          <w:t xml:space="preserve">▶ Ouvir o vocabulário deste tema</w:t>
+        </w:r>
+      </w:hyperlink>
     </w:p>
     <w:p>
       <w:pPr>
@@ -1575,8 +1594,27 @@
           <w:sz w:val="21"/>
           <w:szCs w:val="21"/>
         </w:rPr>
-        <w:t xml:space="preserve">Áudio com a narração deste texto (arquivo para download na plataforma: audio/tema-60-giving-instructions-leitura.mp3). Ouça acompanhando a leitura, depois sem olhar para o texto.</w:t>
-      </w:r>
+        <w:t xml:space="preserve">Áudio com a narração deste texto. Ouça acompanhando a leitura, depois sem olhar para o texto.</w:t>
+      </w:r>
+    </w:p>
+    <w:p>
+      <w:pPr>
+        <w:spacing w:after="140" w:before="20"/>
+      </w:pPr>
+      <w:hyperlink w:history="1" r:id="rIdmclh1_mzguhsspfathshi">
+        <w:r>
+          <w:rPr>
+            <w:rFonts w:ascii="Calibri" w:cs="Calibri" w:eastAsia="Calibri" w:hAnsi="Calibri"/>
+            <w:b/>
+            <w:bCs/>
+            <w:color w:val="1B3B57"/>
+            <w:sz w:val="20"/>
+            <w:szCs w:val="20"/>
+            <w:u w:val="single"/>
+          </w:rPr>
+          <w:t xml:space="preserve">▶ Ouvir a leitura deste tema</w:t>
+        </w:r>
+      </w:hyperlink>
     </w:p>
     <w:p>
       <w:pPr>
@@ -1633,8 +1671,27 @@
           <w:sz w:val="21"/>
           <w:szCs w:val="21"/>
         </w:rPr>
-        <w:t xml:space="preserve">Ouça o áudio deste tema (arquivo disponível para download na plataforma: audio/tema-60-giving-instructions.mp3) com o roteiro abaixo. Primeiro sem ler, depois acompanhando o texto.</w:t>
-      </w:r>
+        <w:t xml:space="preserve">Ouça o áudio deste tema com o roteiro abaixo. Primeiro sem ler, depois acompanhando o texto.</w:t>
+      </w:r>
+    </w:p>
+    <w:p>
+      <w:pPr>
+        <w:spacing w:after="140" w:before="20"/>
+      </w:pPr>
+      <w:hyperlink w:history="1" r:id="rId-la2l6neftoogvtyx-r3z">
+        <w:r>
+          <w:rPr>
+            <w:rFonts w:ascii="Calibri" w:cs="Calibri" w:eastAsia="Calibri" w:hAnsi="Calibri"/>
+            <w:b/>
+            <w:bCs/>
+            <w:color w:val="1B3B57"/>
+            <w:sz w:val="20"/>
+            <w:szCs w:val="20"/>
+            <w:u w:val="single"/>
+          </w:rPr>
+          <w:t xml:space="preserve">▶ Ouvir o diálogo deste tema</w:t>
+        </w:r>
+      </w:hyperlink>
     </w:p>
     <w:tbl>
       <w:tblPr>
@@ -2739,8 +2796,27 @@
           <w:sz w:val="21"/>
           <w:szCs w:val="21"/>
         </w:rPr>
-        <w:t xml:space="preserve">Áudio com a pronúncia de cada expressão (arquivo para download na plataforma: audio/tema-60-giving-instructions-expressoes.mp3).</w:t>
-      </w:r>
+        <w:t xml:space="preserve">Áudio com a pronúncia de cada expressão.</w:t>
+      </w:r>
+    </w:p>
+    <w:p>
+      <w:pPr>
+        <w:spacing w:after="140" w:before="20"/>
+      </w:pPr>
+      <w:hyperlink w:history="1" r:id="rIdvvlclgymzf7tiavudneue">
+        <w:r>
+          <w:rPr>
+            <w:rFonts w:ascii="Calibri" w:cs="Calibri" w:eastAsia="Calibri" w:hAnsi="Calibri"/>
+            <w:b/>
+            <w:bCs/>
+            <w:color w:val="1B3B57"/>
+            <w:sz w:val="20"/>
+            <w:szCs w:val="20"/>
+            <w:u w:val="single"/>
+          </w:rPr>
+          <w:t xml:space="preserve">▶ Ouvir as expressões deste tema</w:t>
+        </w:r>
+      </w:hyperlink>
     </w:p>
     <w:p>
       <w:pPr>
